--- a/documentacion.docx
+++ b/documentacion.docx
@@ -534,7 +534,43 @@
           <w:sz w:val="24"/>
           <w:szCs w:val="24"/>
         </w:rPr>
-        <w:t xml:space="preserve"> Next.js (App Router) - Servidor de aplicaciones, vistas y lógica mediante Server Actions.</w:t>
+        <w:t xml:space="preserve"> Next.js (App </w:t>
+      </w:r>
+      <w:proofErr w:type="spellStart"/>
+      <w:r>
+        <w:rPr>
+          <w:rFonts w:ascii="Arial" w:hAnsi="Arial" w:cs="Arial"/>
+          <w:sz w:val="24"/>
+          <w:szCs w:val="24"/>
+        </w:rPr>
+        <w:t>Router</w:t>
+      </w:r>
+      <w:proofErr w:type="spellEnd"/>
+      <w:r>
+        <w:rPr>
+          <w:rFonts w:ascii="Arial" w:hAnsi="Arial" w:cs="Arial"/>
+          <w:sz w:val="24"/>
+          <w:szCs w:val="24"/>
+        </w:rPr>
+        <w:t xml:space="preserve">) - Servidor de aplicaciones, vistas y lógica mediante Server </w:t>
+      </w:r>
+      <w:proofErr w:type="spellStart"/>
+      <w:r>
+        <w:rPr>
+          <w:rFonts w:ascii="Arial" w:hAnsi="Arial" w:cs="Arial"/>
+          <w:sz w:val="24"/>
+          <w:szCs w:val="24"/>
+        </w:rPr>
+        <w:t>Actions</w:t>
+      </w:r>
+      <w:proofErr w:type="spellEnd"/>
+      <w:r>
+        <w:rPr>
+          <w:rFonts w:ascii="Arial" w:hAnsi="Arial" w:cs="Arial"/>
+          <w:sz w:val="24"/>
+          <w:szCs w:val="24"/>
+        </w:rPr>
+        <w:t>.</w:t>
       </w:r>
     </w:p>
     <w:p>
@@ -566,7 +602,25 @@
           <w:sz w:val="24"/>
           <w:szCs w:val="24"/>
         </w:rPr>
-        <w:t xml:space="preserve"> Supabase (PostgreSQL) - Almacenamiento relacional de datos.</w:t>
+        <w:t xml:space="preserve"> </w:t>
+      </w:r>
+      <w:proofErr w:type="spellStart"/>
+      <w:r>
+        <w:rPr>
+          <w:rFonts w:ascii="Arial" w:hAnsi="Arial" w:cs="Arial"/>
+          <w:sz w:val="24"/>
+          <w:szCs w:val="24"/>
+        </w:rPr>
+        <w:t>Supabase</w:t>
+      </w:r>
+      <w:proofErr w:type="spellEnd"/>
+      <w:r>
+        <w:rPr>
+          <w:rFonts w:ascii="Arial" w:hAnsi="Arial" w:cs="Arial"/>
+          <w:sz w:val="24"/>
+          <w:szCs w:val="24"/>
+        </w:rPr>
+        <w:t xml:space="preserve"> (PostgreSQL) - Almacenamiento relacional de datos.</w:t>
       </w:r>
     </w:p>
     <w:p>
@@ -598,7 +652,43 @@
           <w:sz w:val="24"/>
           <w:szCs w:val="24"/>
         </w:rPr>
-        <w:t xml:space="preserve"> Supabase Auth - Control de sesiones y login obligatorio con Google para estudiantes.</w:t>
+        <w:t xml:space="preserve"> </w:t>
+      </w:r>
+      <w:proofErr w:type="spellStart"/>
+      <w:r>
+        <w:rPr>
+          <w:rFonts w:ascii="Arial" w:hAnsi="Arial" w:cs="Arial"/>
+          <w:sz w:val="24"/>
+          <w:szCs w:val="24"/>
+        </w:rPr>
+        <w:t>Supabase</w:t>
+      </w:r>
+      <w:proofErr w:type="spellEnd"/>
+      <w:r>
+        <w:rPr>
+          <w:rFonts w:ascii="Arial" w:hAnsi="Arial" w:cs="Arial"/>
+          <w:sz w:val="24"/>
+          <w:szCs w:val="24"/>
+        </w:rPr>
+        <w:t xml:space="preserve"> Auth - Control de sesiones y </w:t>
+      </w:r>
+      <w:proofErr w:type="spellStart"/>
+      <w:r>
+        <w:rPr>
+          <w:rFonts w:ascii="Arial" w:hAnsi="Arial" w:cs="Arial"/>
+          <w:sz w:val="24"/>
+          <w:szCs w:val="24"/>
+        </w:rPr>
+        <w:t>login</w:t>
+      </w:r>
+      <w:proofErr w:type="spellEnd"/>
+      <w:r>
+        <w:rPr>
+          <w:rFonts w:ascii="Arial" w:hAnsi="Arial" w:cs="Arial"/>
+          <w:sz w:val="24"/>
+          <w:szCs w:val="24"/>
+        </w:rPr>
+        <w:t xml:space="preserve"> obligatorio con Google para estudiantes.</w:t>
       </w:r>
     </w:p>
     <w:p>
@@ -630,7 +720,61 @@
           <w:sz w:val="24"/>
           <w:szCs w:val="24"/>
         </w:rPr>
-        <w:t xml:space="preserve"> Supabase Storage - Buckets para guardar PDFs de hojas de vida y logos de empresas.</w:t>
+        <w:t xml:space="preserve"> </w:t>
+      </w:r>
+      <w:proofErr w:type="spellStart"/>
+      <w:r>
+        <w:rPr>
+          <w:rFonts w:ascii="Arial" w:hAnsi="Arial" w:cs="Arial"/>
+          <w:sz w:val="24"/>
+          <w:szCs w:val="24"/>
+        </w:rPr>
+        <w:t>Supabase</w:t>
+      </w:r>
+      <w:proofErr w:type="spellEnd"/>
+      <w:r>
+        <w:rPr>
+          <w:rFonts w:ascii="Arial" w:hAnsi="Arial" w:cs="Arial"/>
+          <w:sz w:val="24"/>
+          <w:szCs w:val="24"/>
+        </w:rPr>
+        <w:t xml:space="preserve"> Storage - </w:t>
+      </w:r>
+      <w:proofErr w:type="spellStart"/>
+      <w:r>
+        <w:rPr>
+          <w:rFonts w:ascii="Arial" w:hAnsi="Arial" w:cs="Arial"/>
+          <w:sz w:val="24"/>
+          <w:szCs w:val="24"/>
+        </w:rPr>
+        <w:t>Buckets</w:t>
+      </w:r>
+      <w:proofErr w:type="spellEnd"/>
+      <w:r>
+        <w:rPr>
+          <w:rFonts w:ascii="Arial" w:hAnsi="Arial" w:cs="Arial"/>
+          <w:sz w:val="24"/>
+          <w:szCs w:val="24"/>
+        </w:rPr>
+        <w:t xml:space="preserve"> para guardar </w:t>
+      </w:r>
+      <w:proofErr w:type="spellStart"/>
+      <w:r>
+        <w:rPr>
+          <w:rFonts w:ascii="Arial" w:hAnsi="Arial" w:cs="Arial"/>
+          <w:sz w:val="24"/>
+          <w:szCs w:val="24"/>
+        </w:rPr>
+        <w:t>PDFs</w:t>
+      </w:r>
+      <w:proofErr w:type="spellEnd"/>
+      <w:r>
+        <w:rPr>
+          <w:rFonts w:ascii="Arial" w:hAnsi="Arial" w:cs="Arial"/>
+          <w:sz w:val="24"/>
+          <w:szCs w:val="24"/>
+        </w:rPr>
+        <w:t xml:space="preserve"> de hojas de vida y logos de empresas.</w:t>
       </w:r>
     </w:p>
     <w:p>
@@ -662,7 +806,61 @@
           <w:sz w:val="24"/>
           <w:szCs w:val="24"/>
         </w:rPr>
-        <w:t xml:space="preserve"> Supabase Realtime - Conexión por WebSockets para actualizar las notificaciones al instante.</w:t>
+        <w:t xml:space="preserve"> </w:t>
+      </w:r>
+      <w:proofErr w:type="spellStart"/>
+      <w:r>
+        <w:rPr>
+          <w:rFonts w:ascii="Arial" w:hAnsi="Arial" w:cs="Arial"/>
+          <w:sz w:val="24"/>
+          <w:szCs w:val="24"/>
+        </w:rPr>
+        <w:t>Supabase</w:t>
+      </w:r>
+      <w:proofErr w:type="spellEnd"/>
+      <w:r>
+        <w:rPr>
+          <w:rFonts w:ascii="Arial" w:hAnsi="Arial" w:cs="Arial"/>
+          <w:sz w:val="24"/>
+          <w:szCs w:val="24"/>
+        </w:rPr>
+        <w:t xml:space="preserve"> </w:t>
+      </w:r>
+      <w:proofErr w:type="spellStart"/>
+      <w:r>
+        <w:rPr>
+          <w:rFonts w:ascii="Arial" w:hAnsi="Arial" w:cs="Arial"/>
+          <w:sz w:val="24"/>
+          <w:szCs w:val="24"/>
+        </w:rPr>
+        <w:t>Realtime</w:t>
+      </w:r>
+      <w:proofErr w:type="spellEnd"/>
+      <w:r>
+        <w:rPr>
+          <w:rFonts w:ascii="Arial" w:hAnsi="Arial" w:cs="Arial"/>
+          <w:sz w:val="24"/>
+          <w:szCs w:val="24"/>
+        </w:rPr>
+        <w:t xml:space="preserve"> - Conexión por </w:t>
+      </w:r>
+      <w:proofErr w:type="spellStart"/>
+      <w:r>
+        <w:rPr>
+          <w:rFonts w:ascii="Arial" w:hAnsi="Arial" w:cs="Arial"/>
+          <w:sz w:val="24"/>
+          <w:szCs w:val="24"/>
+        </w:rPr>
+        <w:t>WebSockets</w:t>
+      </w:r>
+      <w:proofErr w:type="spellEnd"/>
+      <w:r>
+        <w:rPr>
+          <w:rFonts w:ascii="Arial" w:hAnsi="Arial" w:cs="Arial"/>
+          <w:sz w:val="24"/>
+          <w:szCs w:val="24"/>
+        </w:rPr>
+        <w:t xml:space="preserve"> para actualizar las notificaciones al instante.</w:t>
       </w:r>
     </w:p>
     <w:p>
@@ -694,7 +892,25 @@
           <w:sz w:val="24"/>
           <w:szCs w:val="24"/>
         </w:rPr>
-        <w:t xml:space="preserve"> Tailwind CSS - Diseño adaptable y componentes visuales.</w:t>
+        <w:t xml:space="preserve"> </w:t>
+      </w:r>
+      <w:proofErr w:type="spellStart"/>
+      <w:r>
+        <w:rPr>
+          <w:rFonts w:ascii="Arial" w:hAnsi="Arial" w:cs="Arial"/>
+          <w:sz w:val="24"/>
+          <w:szCs w:val="24"/>
+        </w:rPr>
+        <w:t>Tailwind</w:t>
+      </w:r>
+      <w:proofErr w:type="spellEnd"/>
+      <w:r>
+        <w:rPr>
+          <w:rFonts w:ascii="Arial" w:hAnsi="Arial" w:cs="Arial"/>
+          <w:sz w:val="24"/>
+          <w:szCs w:val="24"/>
+        </w:rPr>
+        <w:t xml:space="preserve"> CSS - Diseño adaptable y componentes visuales.</w:t>
       </w:r>
     </w:p>
     <w:p>
@@ -736,6 +952,7 @@
         </w:rPr>
         <w:t xml:space="preserve">El proyecto sigue una arquitectura </w:t>
       </w:r>
+      <w:proofErr w:type="spellStart"/>
       <w:r>
         <w:rPr>
           <w:rFonts w:ascii="Arial" w:hAnsi="Arial" w:cs="Arial"/>
@@ -744,15 +961,92 @@
           <w:sz w:val="24"/>
           <w:szCs w:val="24"/>
         </w:rPr>
-        <w:t>Serverless basada en Server Actions</w:t>
-      </w:r>
-      <w:r>
-        <w:rPr>
-          <w:rFonts w:ascii="Arial" w:hAnsi="Arial" w:cs="Arial"/>
-          <w:sz w:val="24"/>
-          <w:szCs w:val="24"/>
-        </w:rPr>
-        <w:t>, eliminando por completo la necesidad de crear endpoints o rutas API tradicionales (/pages/api o /app/api):</w:t>
+        <w:t>Serverless</w:t>
+      </w:r>
+      <w:proofErr w:type="spellEnd"/>
+      <w:r>
+        <w:rPr>
+          <w:rFonts w:ascii="Arial" w:hAnsi="Arial" w:cs="Arial"/>
+          <w:b/>
+          <w:bCs/>
+          <w:sz w:val="24"/>
+          <w:szCs w:val="24"/>
+        </w:rPr>
+        <w:t xml:space="preserve"> basada en Server </w:t>
+      </w:r>
+      <w:proofErr w:type="spellStart"/>
+      <w:r>
+        <w:rPr>
+          <w:rFonts w:ascii="Arial" w:hAnsi="Arial" w:cs="Arial"/>
+          <w:b/>
+          <w:bCs/>
+          <w:sz w:val="24"/>
+          <w:szCs w:val="24"/>
+        </w:rPr>
+        <w:t>Actions</w:t>
+      </w:r>
+      <w:proofErr w:type="spellEnd"/>
+      <w:r>
+        <w:rPr>
+          <w:rFonts w:ascii="Arial" w:hAnsi="Arial" w:cs="Arial"/>
+          <w:sz w:val="24"/>
+          <w:szCs w:val="24"/>
+        </w:rPr>
+        <w:t xml:space="preserve">, eliminando por completo la necesidad de crear </w:t>
+      </w:r>
+      <w:proofErr w:type="spellStart"/>
+      <w:r>
+        <w:rPr>
+          <w:rFonts w:ascii="Arial" w:hAnsi="Arial" w:cs="Arial"/>
+          <w:sz w:val="24"/>
+          <w:szCs w:val="24"/>
+        </w:rPr>
+        <w:t>endpoints</w:t>
+      </w:r>
+      <w:proofErr w:type="spellEnd"/>
+      <w:r>
+        <w:rPr>
+          <w:rFonts w:ascii="Arial" w:hAnsi="Arial" w:cs="Arial"/>
+          <w:sz w:val="24"/>
+          <w:szCs w:val="24"/>
+        </w:rPr>
+        <w:t xml:space="preserve"> o rutas API tradicionales (/</w:t>
+      </w:r>
+      <w:proofErr w:type="spellStart"/>
+      <w:r>
+        <w:rPr>
+          <w:rFonts w:ascii="Arial" w:hAnsi="Arial" w:cs="Arial"/>
+          <w:sz w:val="24"/>
+          <w:szCs w:val="24"/>
+        </w:rPr>
+        <w:t>pages</w:t>
+      </w:r>
+      <w:proofErr w:type="spellEnd"/>
+      <w:r>
+        <w:rPr>
+          <w:rFonts w:ascii="Arial" w:hAnsi="Arial" w:cs="Arial"/>
+          <w:sz w:val="24"/>
+          <w:szCs w:val="24"/>
+        </w:rPr>
+        <w:t>/api o /</w:t>
+      </w:r>
+      <w:proofErr w:type="gramStart"/>
+      <w:r>
+        <w:rPr>
+          <w:rFonts w:ascii="Arial" w:hAnsi="Arial" w:cs="Arial"/>
+          <w:sz w:val="24"/>
+          <w:szCs w:val="24"/>
+        </w:rPr>
+        <w:t>app</w:t>
+      </w:r>
+      <w:proofErr w:type="gramEnd"/>
+      <w:r>
+        <w:rPr>
+          <w:rFonts w:ascii="Arial" w:hAnsi="Arial" w:cs="Arial"/>
+          <w:sz w:val="24"/>
+          <w:szCs w:val="24"/>
+        </w:rPr>
+        <w:t>/api):</w:t>
       </w:r>
     </w:p>
     <w:p>
@@ -768,6 +1062,7 @@
           <w:szCs w:val="24"/>
         </w:rPr>
       </w:pPr>
+      <w:proofErr w:type="spellStart"/>
       <w:r>
         <w:rPr>
           <w:rFonts w:ascii="Arial" w:hAnsi="Arial" w:cs="Arial"/>
@@ -776,7 +1071,40 @@
           <w:sz w:val="24"/>
           <w:szCs w:val="24"/>
         </w:rPr>
-        <w:t>React Server Components (RSC):</w:t>
+        <w:t>React</w:t>
+      </w:r>
+      <w:proofErr w:type="spellEnd"/>
+      <w:r>
+        <w:rPr>
+          <w:rFonts w:ascii="Arial" w:hAnsi="Arial" w:cs="Arial"/>
+          <w:b/>
+          <w:bCs/>
+          <w:sz w:val="24"/>
+          <w:szCs w:val="24"/>
+        </w:rPr>
+        <w:t xml:space="preserve"> Server </w:t>
+      </w:r>
+      <w:proofErr w:type="spellStart"/>
+      <w:r>
+        <w:rPr>
+          <w:rFonts w:ascii="Arial" w:hAnsi="Arial" w:cs="Arial"/>
+          <w:b/>
+          <w:bCs/>
+          <w:sz w:val="24"/>
+          <w:szCs w:val="24"/>
+        </w:rPr>
+        <w:t>Components</w:t>
+      </w:r>
+      <w:proofErr w:type="spellEnd"/>
+      <w:r>
+        <w:rPr>
+          <w:rFonts w:ascii="Arial" w:hAnsi="Arial" w:cs="Arial"/>
+          <w:b/>
+          <w:bCs/>
+          <w:sz w:val="24"/>
+          <w:szCs w:val="24"/>
+        </w:rPr>
+        <w:t xml:space="preserve"> (RSC):</w:t>
       </w:r>
       <w:r>
         <w:rPr>
@@ -808,15 +1136,55 @@
           <w:sz w:val="24"/>
           <w:szCs w:val="24"/>
         </w:rPr>
-        <w:t>Client Components:</w:t>
-      </w:r>
-      <w:r>
-        <w:rPr>
-          <w:rFonts w:ascii="Arial" w:hAnsi="Arial" w:cs="Arial"/>
-          <w:sz w:val="24"/>
-          <w:szCs w:val="24"/>
-        </w:rPr>
-        <w:t xml:space="preserve"> Usados exclusivamente donde se requiere interactividad (formularios, alertas dinámicas y escucha de WebSockets en tiempo real).</w:t>
+        <w:t xml:space="preserve">Client </w:t>
+      </w:r>
+      <w:proofErr w:type="spellStart"/>
+      <w:r>
+        <w:rPr>
+          <w:rFonts w:ascii="Arial" w:hAnsi="Arial" w:cs="Arial"/>
+          <w:b/>
+          <w:bCs/>
+          <w:sz w:val="24"/>
+          <w:szCs w:val="24"/>
+        </w:rPr>
+        <w:t>Components</w:t>
+      </w:r>
+      <w:proofErr w:type="spellEnd"/>
+      <w:r>
+        <w:rPr>
+          <w:rFonts w:ascii="Arial" w:hAnsi="Arial" w:cs="Arial"/>
+          <w:b/>
+          <w:bCs/>
+          <w:sz w:val="24"/>
+          <w:szCs w:val="24"/>
+        </w:rPr>
+        <w:t>:</w:t>
+      </w:r>
+      <w:r>
+        <w:rPr>
+          <w:rFonts w:ascii="Arial" w:hAnsi="Arial" w:cs="Arial"/>
+          <w:sz w:val="24"/>
+          <w:szCs w:val="24"/>
+        </w:rPr>
+        <w:t xml:space="preserve"> Usados exclusivamente donde se requiere interactividad (formularios, alertas dinámicas y escucha de </w:t>
+      </w:r>
+      <w:proofErr w:type="spellStart"/>
+      <w:r>
+        <w:rPr>
+          <w:rFonts w:ascii="Arial" w:hAnsi="Arial" w:cs="Arial"/>
+          <w:sz w:val="24"/>
+          <w:szCs w:val="24"/>
+        </w:rPr>
+        <w:t>WebSockets</w:t>
+      </w:r>
+      <w:proofErr w:type="spellEnd"/>
+      <w:r>
+        <w:rPr>
+          <w:rFonts w:ascii="Arial" w:hAnsi="Arial" w:cs="Arial"/>
+          <w:sz w:val="24"/>
+          <w:szCs w:val="24"/>
+        </w:rPr>
+        <w:t xml:space="preserve"> en tiempo real).</w:t>
       </w:r>
     </w:p>
     <w:p>
@@ -840,20 +1208,10 @@
           <w:sz w:val="24"/>
           <w:szCs w:val="24"/>
         </w:rPr>
-        <w:t>Server Actions (en lib):</w:t>
-      </w:r>
-      <w:r>
-        <w:rPr>
-          <w:rFonts w:ascii="Arial" w:hAnsi="Arial" w:cs="Arial"/>
-          <w:sz w:val="24"/>
-          <w:szCs w:val="24"/>
-        </w:rPr>
-        <w:t xml:space="preserve"> Funciones nativas de Next.js que se ejecutan del lado del servidor. Los formularios e interacciones del cliente las llaman directamente para insertar, actualizar o eliminar datos en Supabase, protegiendo las llaves privadas del sistema.</w:t>
-      </w:r>
-    </w:p>
-    <w:p>
-      <w:pPr>
-        <w:jc w:val="both"/>
+        <w:t xml:space="preserve">Server </w:t>
+      </w:r>
+      <w:proofErr w:type="spellStart"/>
+      <w:r>
         <w:rPr>
           <w:rFonts w:ascii="Arial" w:hAnsi="Arial" w:cs="Arial"/>
           <w:b/>
@@ -861,7 +1219,9 @@
           <w:sz w:val="24"/>
           <w:szCs w:val="24"/>
         </w:rPr>
-      </w:pPr>
+        <w:t>Actions</w:t>
+      </w:r>
+      <w:proofErr w:type="spellEnd"/>
       <w:r>
         <w:rPr>
           <w:rFonts w:ascii="Arial" w:hAnsi="Arial" w:cs="Arial"/>
@@ -870,6 +1230,76 @@
           <w:sz w:val="24"/>
           <w:szCs w:val="24"/>
         </w:rPr>
+        <w:t xml:space="preserve"> (en </w:t>
+      </w:r>
+      <w:proofErr w:type="spellStart"/>
+      <w:r>
+        <w:rPr>
+          <w:rFonts w:ascii="Arial" w:hAnsi="Arial" w:cs="Arial"/>
+          <w:b/>
+          <w:bCs/>
+          <w:sz w:val="24"/>
+          <w:szCs w:val="24"/>
+        </w:rPr>
+        <w:t>lib</w:t>
+      </w:r>
+      <w:proofErr w:type="spellEnd"/>
+      <w:r>
+        <w:rPr>
+          <w:rFonts w:ascii="Arial" w:hAnsi="Arial" w:cs="Arial"/>
+          <w:b/>
+          <w:bCs/>
+          <w:sz w:val="24"/>
+          <w:szCs w:val="24"/>
+        </w:rPr>
+        <w:t>):</w:t>
+      </w:r>
+      <w:r>
+        <w:rPr>
+          <w:rFonts w:ascii="Arial" w:hAnsi="Arial" w:cs="Arial"/>
+          <w:sz w:val="24"/>
+          <w:szCs w:val="24"/>
+        </w:rPr>
+        <w:t xml:space="preserve"> Funciones nativas de Next.js que se ejecutan del lado del servidor. Los formularios e interacciones del cliente las llaman directamente para insertar, actualizar o eliminar datos en </w:t>
+      </w:r>
+      <w:proofErr w:type="spellStart"/>
+      <w:r>
+        <w:rPr>
+          <w:rFonts w:ascii="Arial" w:hAnsi="Arial" w:cs="Arial"/>
+          <w:sz w:val="24"/>
+          <w:szCs w:val="24"/>
+        </w:rPr>
+        <w:t>Supabase</w:t>
+      </w:r>
+      <w:proofErr w:type="spellEnd"/>
+      <w:r>
+        <w:rPr>
+          <w:rFonts w:ascii="Arial" w:hAnsi="Arial" w:cs="Arial"/>
+          <w:sz w:val="24"/>
+          <w:szCs w:val="24"/>
+        </w:rPr>
+        <w:t>, protegiendo las llaves privadas del sistema.</w:t>
+      </w:r>
+    </w:p>
+    <w:p>
+      <w:pPr>
+        <w:jc w:val="both"/>
+        <w:rPr>
+          <w:rFonts w:ascii="Arial" w:hAnsi="Arial" w:cs="Arial"/>
+          <w:b/>
+          <w:bCs/>
+          <w:sz w:val="24"/>
+          <w:szCs w:val="24"/>
+        </w:rPr>
+      </w:pPr>
+      <w:r>
+        <w:rPr>
+          <w:rFonts w:ascii="Arial" w:hAnsi="Arial" w:cs="Arial"/>
+          <w:b/>
+          <w:bCs/>
+          <w:sz w:val="24"/>
+          <w:szCs w:val="24"/>
+        </w:rPr>
         <w:lastRenderedPageBreak/>
         <w:t>4. Estructura de Carpetas del Proyecto</w:t>
       </w:r>
@@ -901,85 +1331,185 @@
           <w:szCs w:val="24"/>
         </w:rPr>
       </w:pPr>
-      <w:r>
-        <w:rPr>
-          <w:rFonts w:ascii="Arial" w:hAnsi="Arial" w:cs="Arial"/>
-          <w:sz w:val="24"/>
-          <w:szCs w:val="24"/>
-        </w:rPr>
-        <w:t>src/</w:t>
-      </w:r>
-    </w:p>
-    <w:p>
-      <w:pPr>
-        <w:jc w:val="both"/>
-        <w:rPr>
-          <w:rFonts w:ascii="Arial" w:hAnsi="Arial" w:cs="Arial"/>
-          <w:sz w:val="24"/>
-          <w:szCs w:val="24"/>
-        </w:rPr>
-      </w:pPr>
-      <w:r>
-        <w:rPr>
-          <w:rFonts w:ascii="Arial" w:hAnsi="Arial" w:cs="Arial"/>
-          <w:sz w:val="24"/>
-          <w:szCs w:val="24"/>
-        </w:rPr>
-        <w:t>├── app/</w:t>
-      </w:r>
-    </w:p>
-    <w:p>
-      <w:pPr>
-        <w:jc w:val="both"/>
-        <w:rPr>
-          <w:rFonts w:ascii="Arial" w:hAnsi="Arial" w:cs="Arial"/>
-          <w:sz w:val="24"/>
-          <w:szCs w:val="24"/>
-        </w:rPr>
-      </w:pPr>
-      <w:r>
-        <w:rPr>
-          <w:rFonts w:ascii="Arial" w:hAnsi="Arial" w:cs="Arial"/>
-          <w:sz w:val="24"/>
-          <w:szCs w:val="24"/>
-        </w:rPr>
-        <w:t>│   ├── auth/             # Rutas de login y registro de usuarios</w:t>
-      </w:r>
-    </w:p>
-    <w:p>
-      <w:pPr>
-        <w:jc w:val="both"/>
-        <w:rPr>
-          <w:rFonts w:ascii="Arial" w:hAnsi="Arial" w:cs="Arial"/>
-          <w:sz w:val="24"/>
-          <w:szCs w:val="24"/>
-        </w:rPr>
-      </w:pPr>
-      <w:r>
-        <w:rPr>
-          <w:rFonts w:ascii="Arial" w:hAnsi="Arial" w:cs="Arial"/>
-          <w:sz w:val="24"/>
-          <w:szCs w:val="24"/>
-        </w:rPr>
-        <w:t>│   ├── dashboard/        # Carpetas con los paneles privados</w:t>
-      </w:r>
-    </w:p>
-    <w:p>
-      <w:pPr>
-        <w:jc w:val="both"/>
-        <w:rPr>
-          <w:rFonts w:ascii="Arial" w:hAnsi="Arial" w:cs="Arial"/>
-          <w:sz w:val="24"/>
-          <w:szCs w:val="24"/>
-        </w:rPr>
-      </w:pPr>
-      <w:r>
-        <w:rPr>
-          <w:rFonts w:ascii="Arial" w:hAnsi="Arial" w:cs="Arial"/>
-          <w:sz w:val="24"/>
-          <w:szCs w:val="24"/>
-        </w:rPr>
-        <w:t>│   │   ├── admin/          # Panel de administración de UNIPAZ</w:t>
+      <w:proofErr w:type="spellStart"/>
+      <w:r>
+        <w:rPr>
+          <w:rFonts w:ascii="Arial" w:hAnsi="Arial" w:cs="Arial"/>
+          <w:sz w:val="24"/>
+          <w:szCs w:val="24"/>
+        </w:rPr>
+        <w:t>src</w:t>
+      </w:r>
+      <w:proofErr w:type="spellEnd"/>
+      <w:r>
+        <w:rPr>
+          <w:rFonts w:ascii="Arial" w:hAnsi="Arial" w:cs="Arial"/>
+          <w:sz w:val="24"/>
+          <w:szCs w:val="24"/>
+        </w:rPr>
+        <w:t>/</w:t>
+      </w:r>
+    </w:p>
+    <w:p>
+      <w:pPr>
+        <w:jc w:val="both"/>
+        <w:rPr>
+          <w:rFonts w:ascii="Arial" w:hAnsi="Arial" w:cs="Arial"/>
+          <w:sz w:val="24"/>
+          <w:szCs w:val="24"/>
+        </w:rPr>
+      </w:pPr>
+      <w:r>
+        <w:rPr>
+          <w:rFonts w:ascii="Arial" w:hAnsi="Arial" w:cs="Arial"/>
+          <w:sz w:val="24"/>
+          <w:szCs w:val="24"/>
+        </w:rPr>
+        <w:t xml:space="preserve">├── </w:t>
+      </w:r>
+      <w:proofErr w:type="gramStart"/>
+      <w:r>
+        <w:rPr>
+          <w:rFonts w:ascii="Arial" w:hAnsi="Arial" w:cs="Arial"/>
+          <w:sz w:val="24"/>
+          <w:szCs w:val="24"/>
+        </w:rPr>
+        <w:t>app</w:t>
+      </w:r>
+      <w:proofErr w:type="gramEnd"/>
+      <w:r>
+        <w:rPr>
+          <w:rFonts w:ascii="Arial" w:hAnsi="Arial" w:cs="Arial"/>
+          <w:sz w:val="24"/>
+          <w:szCs w:val="24"/>
+        </w:rPr>
+        <w:t>/</w:t>
+      </w:r>
+    </w:p>
+    <w:p>
+      <w:pPr>
+        <w:jc w:val="both"/>
+        <w:rPr>
+          <w:rFonts w:ascii="Arial" w:hAnsi="Arial" w:cs="Arial"/>
+          <w:sz w:val="24"/>
+          <w:szCs w:val="24"/>
+        </w:rPr>
+      </w:pPr>
+      <w:r>
+        <w:rPr>
+          <w:rFonts w:ascii="Arial" w:hAnsi="Arial" w:cs="Arial"/>
+          <w:sz w:val="24"/>
+          <w:szCs w:val="24"/>
+        </w:rPr>
+        <w:t xml:space="preserve">│   ├── </w:t>
+      </w:r>
+      <w:proofErr w:type="spellStart"/>
+      <w:r>
+        <w:rPr>
+          <w:rFonts w:ascii="Arial" w:hAnsi="Arial" w:cs="Arial"/>
+          <w:sz w:val="24"/>
+          <w:szCs w:val="24"/>
+        </w:rPr>
+        <w:t>auth</w:t>
+      </w:r>
+      <w:proofErr w:type="spellEnd"/>
+      <w:r>
+        <w:rPr>
+          <w:rFonts w:ascii="Arial" w:hAnsi="Arial" w:cs="Arial"/>
+          <w:sz w:val="24"/>
+          <w:szCs w:val="24"/>
+        </w:rPr>
+        <w:t xml:space="preserve">/             # Rutas de </w:t>
+      </w:r>
+      <w:proofErr w:type="spellStart"/>
+      <w:r>
+        <w:rPr>
+          <w:rFonts w:ascii="Arial" w:hAnsi="Arial" w:cs="Arial"/>
+          <w:sz w:val="24"/>
+          <w:szCs w:val="24"/>
+        </w:rPr>
+        <w:t>login</w:t>
+      </w:r>
+      <w:proofErr w:type="spellEnd"/>
+      <w:r>
+        <w:rPr>
+          <w:rFonts w:ascii="Arial" w:hAnsi="Arial" w:cs="Arial"/>
+          <w:sz w:val="24"/>
+          <w:szCs w:val="24"/>
+        </w:rPr>
+        <w:t xml:space="preserve"> y registro de usuarios</w:t>
+      </w:r>
+    </w:p>
+    <w:p>
+      <w:pPr>
+        <w:jc w:val="both"/>
+        <w:rPr>
+          <w:rFonts w:ascii="Arial" w:hAnsi="Arial" w:cs="Arial"/>
+          <w:sz w:val="24"/>
+          <w:szCs w:val="24"/>
+        </w:rPr>
+      </w:pPr>
+      <w:r>
+        <w:rPr>
+          <w:rFonts w:ascii="Arial" w:hAnsi="Arial" w:cs="Arial"/>
+          <w:sz w:val="24"/>
+          <w:szCs w:val="24"/>
+        </w:rPr>
+        <w:t xml:space="preserve">│   ├── </w:t>
+      </w:r>
+      <w:proofErr w:type="spellStart"/>
+      <w:r>
+        <w:rPr>
+          <w:rFonts w:ascii="Arial" w:hAnsi="Arial" w:cs="Arial"/>
+          <w:sz w:val="24"/>
+          <w:szCs w:val="24"/>
+        </w:rPr>
+        <w:t>dashboard</w:t>
+      </w:r>
+      <w:proofErr w:type="spellEnd"/>
+      <w:r>
+        <w:rPr>
+          <w:rFonts w:ascii="Arial" w:hAnsi="Arial" w:cs="Arial"/>
+          <w:sz w:val="24"/>
+          <w:szCs w:val="24"/>
+        </w:rPr>
+        <w:t>/        # Carpetas con los paneles privados</w:t>
+      </w:r>
+    </w:p>
+    <w:p>
+      <w:pPr>
+        <w:jc w:val="both"/>
+        <w:rPr>
+          <w:rFonts w:ascii="Arial" w:hAnsi="Arial" w:cs="Arial"/>
+          <w:sz w:val="24"/>
+          <w:szCs w:val="24"/>
+        </w:rPr>
+      </w:pPr>
+      <w:r>
+        <w:rPr>
+          <w:rFonts w:ascii="Arial" w:hAnsi="Arial" w:cs="Arial"/>
+          <w:sz w:val="24"/>
+          <w:szCs w:val="24"/>
+        </w:rPr>
+        <w:t xml:space="preserve">│   │   ├── </w:t>
+      </w:r>
+      <w:proofErr w:type="spellStart"/>
+      <w:r>
+        <w:rPr>
+          <w:rFonts w:ascii="Arial" w:hAnsi="Arial" w:cs="Arial"/>
+          <w:sz w:val="24"/>
+          <w:szCs w:val="24"/>
+        </w:rPr>
+        <w:t>admin</w:t>
+      </w:r>
+      <w:proofErr w:type="spellEnd"/>
+      <w:r>
+        <w:rPr>
+          <w:rFonts w:ascii="Arial" w:hAnsi="Arial" w:cs="Arial"/>
+          <w:sz w:val="24"/>
+          <w:szCs w:val="24"/>
+        </w:rPr>
+        <w:t>/          # Panel de administración de UNIPAZ</w:t>
       </w:r>
     </w:p>
     <w:p>
@@ -1033,97 +1563,243 @@
           <w:sz w:val="24"/>
           <w:szCs w:val="24"/>
         </w:rPr>
-        <w:t>│   ├── layout.tsx          # Estructura global del sitio</w:t>
-      </w:r>
-    </w:p>
-    <w:p>
-      <w:pPr>
-        <w:jc w:val="both"/>
-        <w:rPr>
-          <w:rFonts w:ascii="Arial" w:hAnsi="Arial" w:cs="Arial"/>
-          <w:sz w:val="24"/>
-          <w:szCs w:val="24"/>
-        </w:rPr>
-      </w:pPr>
-      <w:r>
-        <w:rPr>
-          <w:rFonts w:ascii="Arial" w:hAnsi="Arial" w:cs="Arial"/>
-          <w:sz w:val="24"/>
-          <w:szCs w:val="24"/>
-        </w:rPr>
-        <w:t>│   └── page.tsx            # Página de inicio pública (Buscador de vacantes)</w:t>
-      </w:r>
-    </w:p>
-    <w:p>
-      <w:pPr>
-        <w:jc w:val="both"/>
-        <w:rPr>
-          <w:rFonts w:ascii="Arial" w:hAnsi="Arial" w:cs="Arial"/>
-          <w:sz w:val="24"/>
-          <w:szCs w:val="24"/>
-        </w:rPr>
-      </w:pPr>
-      <w:r>
-        <w:rPr>
-          <w:rFonts w:ascii="Arial" w:hAnsi="Arial" w:cs="Arial"/>
-          <w:sz w:val="24"/>
-          <w:szCs w:val="24"/>
-        </w:rPr>
-        <w:t>├── components/             # Componentes visuales reutilizables de la interfaz</w:t>
-      </w:r>
-    </w:p>
-    <w:p>
-      <w:pPr>
-        <w:jc w:val="both"/>
-        <w:rPr>
-          <w:rFonts w:ascii="Arial" w:hAnsi="Arial" w:cs="Arial"/>
-          <w:sz w:val="24"/>
-          <w:szCs w:val="24"/>
-        </w:rPr>
-      </w:pPr>
-      <w:r>
-        <w:rPr>
-          <w:rFonts w:ascii="Arial" w:hAnsi="Arial" w:cs="Arial"/>
-          <w:sz w:val="24"/>
-          <w:szCs w:val="24"/>
-        </w:rPr>
-        <w:t>├── lib/                    # Inicialización de Supabase y las Server Actions</w:t>
-      </w:r>
-    </w:p>
-    <w:p>
-      <w:pPr>
-        <w:jc w:val="both"/>
-        <w:rPr>
-          <w:rFonts w:ascii="Arial" w:hAnsi="Arial" w:cs="Arial"/>
-          <w:sz w:val="24"/>
-          <w:szCs w:val="24"/>
-        </w:rPr>
-      </w:pPr>
-      <w:r>
-        <w:rPr>
-          <w:rFonts w:ascii="Arial" w:hAnsi="Arial" w:cs="Arial"/>
-          <w:sz w:val="24"/>
-          <w:szCs w:val="24"/>
-        </w:rPr>
-        <w:t>│   ├── supabase.ts         # Configuración del cliente de Supabase</w:t>
-      </w:r>
-    </w:p>
-    <w:p>
-      <w:pPr>
-        <w:jc w:val="both"/>
-        <w:rPr>
-          <w:rFonts w:ascii="Arial" w:hAnsi="Arial" w:cs="Arial"/>
-          <w:sz w:val="24"/>
-          <w:szCs w:val="24"/>
-        </w:rPr>
-      </w:pPr>
-      <w:r>
-        <w:rPr>
-          <w:rFonts w:ascii="Arial" w:hAnsi="Arial" w:cs="Arial"/>
-          <w:sz w:val="24"/>
-          <w:szCs w:val="24"/>
-        </w:rPr>
-        <w:t>│   └── actions.ts          # Funciones del servidor (Crear vacante, postularse, etc.)</w:t>
+        <w:t xml:space="preserve">│   ├── </w:t>
+      </w:r>
+      <w:proofErr w:type="spellStart"/>
+      <w:r>
+        <w:rPr>
+          <w:rFonts w:ascii="Arial" w:hAnsi="Arial" w:cs="Arial"/>
+          <w:sz w:val="24"/>
+          <w:szCs w:val="24"/>
+        </w:rPr>
+        <w:t>layout.tsx</w:t>
+      </w:r>
+      <w:proofErr w:type="spellEnd"/>
+      <w:r>
+        <w:rPr>
+          <w:rFonts w:ascii="Arial" w:hAnsi="Arial" w:cs="Arial"/>
+          <w:sz w:val="24"/>
+          <w:szCs w:val="24"/>
+        </w:rPr>
+        <w:t xml:space="preserve">          # Estructura global del sitio</w:t>
+      </w:r>
+    </w:p>
+    <w:p>
+      <w:pPr>
+        <w:jc w:val="both"/>
+        <w:rPr>
+          <w:rFonts w:ascii="Arial" w:hAnsi="Arial" w:cs="Arial"/>
+          <w:sz w:val="24"/>
+          <w:szCs w:val="24"/>
+        </w:rPr>
+      </w:pPr>
+      <w:r>
+        <w:rPr>
+          <w:rFonts w:ascii="Arial" w:hAnsi="Arial" w:cs="Arial"/>
+          <w:sz w:val="24"/>
+          <w:szCs w:val="24"/>
+        </w:rPr>
+        <w:t xml:space="preserve">│   └── </w:t>
+      </w:r>
+      <w:proofErr w:type="spellStart"/>
+      <w:r>
+        <w:rPr>
+          <w:rFonts w:ascii="Arial" w:hAnsi="Arial" w:cs="Arial"/>
+          <w:sz w:val="24"/>
+          <w:szCs w:val="24"/>
+        </w:rPr>
+        <w:t>page.tsx</w:t>
+      </w:r>
+      <w:proofErr w:type="spellEnd"/>
+      <w:r>
+        <w:rPr>
+          <w:rFonts w:ascii="Arial" w:hAnsi="Arial" w:cs="Arial"/>
+          <w:sz w:val="24"/>
+          <w:szCs w:val="24"/>
+        </w:rPr>
+        <w:t xml:space="preserve">            # Página de inicio pública (Buscador de vacantes)</w:t>
+      </w:r>
+    </w:p>
+    <w:p>
+      <w:pPr>
+        <w:jc w:val="both"/>
+        <w:rPr>
+          <w:rFonts w:ascii="Arial" w:hAnsi="Arial" w:cs="Arial"/>
+          <w:sz w:val="24"/>
+          <w:szCs w:val="24"/>
+        </w:rPr>
+      </w:pPr>
+      <w:r>
+        <w:rPr>
+          <w:rFonts w:ascii="Arial" w:hAnsi="Arial" w:cs="Arial"/>
+          <w:sz w:val="24"/>
+          <w:szCs w:val="24"/>
+        </w:rPr>
+        <w:t xml:space="preserve">├── </w:t>
+      </w:r>
+      <w:proofErr w:type="spellStart"/>
+      <w:r>
+        <w:rPr>
+          <w:rFonts w:ascii="Arial" w:hAnsi="Arial" w:cs="Arial"/>
+          <w:sz w:val="24"/>
+          <w:szCs w:val="24"/>
+        </w:rPr>
+        <w:t>components</w:t>
+      </w:r>
+      <w:proofErr w:type="spellEnd"/>
+      <w:r>
+        <w:rPr>
+          <w:rFonts w:ascii="Arial" w:hAnsi="Arial" w:cs="Arial"/>
+          <w:sz w:val="24"/>
+          <w:szCs w:val="24"/>
+        </w:rPr>
+        <w:t>/             # Componentes visuales reutilizables de la interfaz</w:t>
+      </w:r>
+    </w:p>
+    <w:p>
+      <w:pPr>
+        <w:jc w:val="both"/>
+        <w:rPr>
+          <w:rFonts w:ascii="Arial" w:hAnsi="Arial" w:cs="Arial"/>
+          <w:sz w:val="24"/>
+          <w:szCs w:val="24"/>
+        </w:rPr>
+      </w:pPr>
+      <w:r>
+        <w:rPr>
+          <w:rFonts w:ascii="Arial" w:hAnsi="Arial" w:cs="Arial"/>
+          <w:sz w:val="24"/>
+          <w:szCs w:val="24"/>
+        </w:rPr>
+        <w:t xml:space="preserve">├── </w:t>
+      </w:r>
+      <w:proofErr w:type="spellStart"/>
+      <w:r>
+        <w:rPr>
+          <w:rFonts w:ascii="Arial" w:hAnsi="Arial" w:cs="Arial"/>
+          <w:sz w:val="24"/>
+          <w:szCs w:val="24"/>
+        </w:rPr>
+        <w:t>lib</w:t>
+      </w:r>
+      <w:proofErr w:type="spellEnd"/>
+      <w:r>
+        <w:rPr>
+          <w:rFonts w:ascii="Arial" w:hAnsi="Arial" w:cs="Arial"/>
+          <w:sz w:val="24"/>
+          <w:szCs w:val="24"/>
+        </w:rPr>
+        <w:t xml:space="preserve">/                    # Inicialización de </w:t>
+      </w:r>
+      <w:proofErr w:type="spellStart"/>
+      <w:r>
+        <w:rPr>
+          <w:rFonts w:ascii="Arial" w:hAnsi="Arial" w:cs="Arial"/>
+          <w:sz w:val="24"/>
+          <w:szCs w:val="24"/>
+        </w:rPr>
+        <w:t>Supabase</w:t>
+      </w:r>
+      <w:proofErr w:type="spellEnd"/>
+      <w:r>
+        <w:rPr>
+          <w:rFonts w:ascii="Arial" w:hAnsi="Arial" w:cs="Arial"/>
+          <w:sz w:val="24"/>
+          <w:szCs w:val="24"/>
+        </w:rPr>
+        <w:t xml:space="preserve"> y las Server </w:t>
+      </w:r>
+      <w:proofErr w:type="spellStart"/>
+      <w:r>
+        <w:rPr>
+          <w:rFonts w:ascii="Arial" w:hAnsi="Arial" w:cs="Arial"/>
+          <w:sz w:val="24"/>
+          <w:szCs w:val="24"/>
+        </w:rPr>
+        <w:t>Actions</w:t>
+      </w:r>
+      <w:proofErr w:type="spellEnd"/>
+    </w:p>
+    <w:p>
+      <w:pPr>
+        <w:jc w:val="both"/>
+        <w:rPr>
+          <w:rFonts w:ascii="Arial" w:hAnsi="Arial" w:cs="Arial"/>
+          <w:sz w:val="24"/>
+          <w:szCs w:val="24"/>
+        </w:rPr>
+      </w:pPr>
+      <w:r>
+        <w:rPr>
+          <w:rFonts w:ascii="Arial" w:hAnsi="Arial" w:cs="Arial"/>
+          <w:sz w:val="24"/>
+          <w:szCs w:val="24"/>
+        </w:rPr>
+        <w:t xml:space="preserve">│   ├── </w:t>
+      </w:r>
+      <w:proofErr w:type="spellStart"/>
+      <w:r>
+        <w:rPr>
+          <w:rFonts w:ascii="Arial" w:hAnsi="Arial" w:cs="Arial"/>
+          <w:sz w:val="24"/>
+          <w:szCs w:val="24"/>
+        </w:rPr>
+        <w:t>supabase.ts</w:t>
+      </w:r>
+      <w:proofErr w:type="spellEnd"/>
+      <w:r>
+        <w:rPr>
+          <w:rFonts w:ascii="Arial" w:hAnsi="Arial" w:cs="Arial"/>
+          <w:sz w:val="24"/>
+          <w:szCs w:val="24"/>
+        </w:rPr>
+        <w:t xml:space="preserve">         # Configuración del cliente de </w:t>
+      </w:r>
+      <w:proofErr w:type="spellStart"/>
+      <w:r>
+        <w:rPr>
+          <w:rFonts w:ascii="Arial" w:hAnsi="Arial" w:cs="Arial"/>
+          <w:sz w:val="24"/>
+          <w:szCs w:val="24"/>
+        </w:rPr>
+        <w:t>Supabase</w:t>
+      </w:r>
+      <w:proofErr w:type="spellEnd"/>
+    </w:p>
+    <w:p>
+      <w:pPr>
+        <w:jc w:val="both"/>
+        <w:rPr>
+          <w:rFonts w:ascii="Arial" w:hAnsi="Arial" w:cs="Arial"/>
+          <w:sz w:val="24"/>
+          <w:szCs w:val="24"/>
+        </w:rPr>
+      </w:pPr>
+      <w:r>
+        <w:rPr>
+          <w:rFonts w:ascii="Arial" w:hAnsi="Arial" w:cs="Arial"/>
+          <w:sz w:val="24"/>
+          <w:szCs w:val="24"/>
+        </w:rPr>
+        <w:t xml:space="preserve">│   └── </w:t>
+      </w:r>
+      <w:proofErr w:type="spellStart"/>
+      <w:r>
+        <w:rPr>
+          <w:rFonts w:ascii="Arial" w:hAnsi="Arial" w:cs="Arial"/>
+          <w:sz w:val="24"/>
+          <w:szCs w:val="24"/>
+        </w:rPr>
+        <w:t>actions.ts</w:t>
+      </w:r>
+      <w:proofErr w:type="spellEnd"/>
+      <w:r>
+        <w:rPr>
+          <w:rFonts w:ascii="Arial" w:hAnsi="Arial" w:cs="Arial"/>
+          <w:sz w:val="24"/>
+          <w:szCs w:val="24"/>
+        </w:rPr>
+        <w:t xml:space="preserve">          # Funciones del servidor (Crear vacante, postularse, etc.)</w:t>
       </w:r>
     </w:p>
     <w:p>
@@ -1143,6 +1819,7 @@
         </w:rPr>
         <w:t xml:space="preserve">└── </w:t>
       </w:r>
+      <w:proofErr w:type="spellStart"/>
       <w:r>
         <w:rPr>
           <w:rFonts w:ascii="Arial" w:hAnsi="Arial" w:cs="Arial"/>
@@ -1157,7 +1834,16 @@
           <w:sz w:val="24"/>
           <w:szCs w:val="24"/>
         </w:rPr>
-        <w:t>.ts           # Filtro principal de acceso y protección de rutas por rol</w:t>
+        <w:t>.ts</w:t>
+      </w:r>
+      <w:proofErr w:type="spellEnd"/>
+      <w:r>
+        <w:rPr>
+          <w:rFonts w:ascii="Arial" w:hAnsi="Arial" w:cs="Arial"/>
+          <w:sz w:val="24"/>
+          <w:szCs w:val="24"/>
+        </w:rPr>
+        <w:t xml:space="preserve">           # Filtro principal de acceso y protección de rutas por rol</w:t>
       </w:r>
     </w:p>
     <w:p>
@@ -1179,12 +1865,10 @@
           <w:sz w:val="24"/>
           <w:szCs w:val="24"/>
         </w:rPr>
-        <w:t>5. Modelo de Base de Datos (Supabase / PostgreSQL)</w:t>
-      </w:r>
-    </w:p>
-    <w:p>
-      <w:pPr>
-        <w:jc w:val="both"/>
+        <w:t>5. Modelo de Base de Datos (</w:t>
+      </w:r>
+      <w:proofErr w:type="spellStart"/>
+      <w:r>
         <w:rPr>
           <w:rFonts w:ascii="Arial" w:hAnsi="Arial" w:cs="Arial"/>
           <w:b/>
@@ -1192,7 +1876,9 @@
           <w:sz w:val="24"/>
           <w:szCs w:val="24"/>
         </w:rPr>
-      </w:pPr>
+        <w:t>Supabase</w:t>
+      </w:r>
+      <w:proofErr w:type="spellEnd"/>
       <w:r>
         <w:rPr>
           <w:rFonts w:ascii="Arial" w:hAnsi="Arial" w:cs="Arial"/>
@@ -1201,8 +1887,32 @@
           <w:sz w:val="24"/>
           <w:szCs w:val="24"/>
         </w:rPr>
+        <w:t xml:space="preserve"> / PostgreSQL)</w:t>
+      </w:r>
+    </w:p>
+    <w:p>
+      <w:pPr>
+        <w:jc w:val="both"/>
+        <w:rPr>
+          <w:rFonts w:ascii="Arial" w:hAnsi="Arial" w:cs="Arial"/>
+          <w:b/>
+          <w:bCs/>
+          <w:sz w:val="24"/>
+          <w:szCs w:val="24"/>
+        </w:rPr>
+      </w:pPr>
+      <w:proofErr w:type="spellStart"/>
+      <w:r>
+        <w:rPr>
+          <w:rFonts w:ascii="Arial" w:hAnsi="Arial" w:cs="Arial"/>
+          <w:b/>
+          <w:bCs/>
+          <w:sz w:val="24"/>
+          <w:szCs w:val="24"/>
+        </w:rPr>
         <w:t>users</w:t>
       </w:r>
+      <w:proofErr w:type="spellEnd"/>
     </w:p>
     <w:p>
       <w:pPr>
@@ -1223,7 +1933,43 @@
           <w:sz w:val="24"/>
           <w:szCs w:val="24"/>
         </w:rPr>
-        <w:t>id (UUID, Primary Key - Enlazado a Supabase Auth)</w:t>
+        <w:t xml:space="preserve">id (UUID, </w:t>
+      </w:r>
+      <w:proofErr w:type="spellStart"/>
+      <w:r>
+        <w:rPr>
+          <w:rFonts w:ascii="Arial" w:hAnsi="Arial" w:cs="Arial"/>
+          <w:sz w:val="24"/>
+          <w:szCs w:val="24"/>
+        </w:rPr>
+        <w:t>Primary</w:t>
+      </w:r>
+      <w:proofErr w:type="spellEnd"/>
+      <w:r>
+        <w:rPr>
+          <w:rFonts w:ascii="Arial" w:hAnsi="Arial" w:cs="Arial"/>
+          <w:sz w:val="24"/>
+          <w:szCs w:val="24"/>
+        </w:rPr>
+        <w:t xml:space="preserve"> Key - Enlazado a </w:t>
+      </w:r>
+      <w:proofErr w:type="spellStart"/>
+      <w:r>
+        <w:rPr>
+          <w:rFonts w:ascii="Arial" w:hAnsi="Arial" w:cs="Arial"/>
+          <w:sz w:val="24"/>
+          <w:szCs w:val="24"/>
+        </w:rPr>
+        <w:t>Supabase</w:t>
+      </w:r>
+      <w:proofErr w:type="spellEnd"/>
+      <w:r>
+        <w:rPr>
+          <w:rFonts w:ascii="Arial" w:hAnsi="Arial" w:cs="Arial"/>
+          <w:sz w:val="24"/>
+          <w:szCs w:val="24"/>
+        </w:rPr>
+        <w:t xml:space="preserve"> Auth)</w:t>
       </w:r>
     </w:p>
     <w:p>
@@ -1239,13 +1985,23 @@
           <w:szCs w:val="24"/>
         </w:rPr>
       </w:pPr>
-      <w:r>
-        <w:rPr>
-          <w:rFonts w:ascii="Arial" w:hAnsi="Arial" w:cs="Arial"/>
-          <w:sz w:val="24"/>
-          <w:szCs w:val="24"/>
-        </w:rPr>
-        <w:t>name (VARCHAR)</w:t>
+      <w:proofErr w:type="spellStart"/>
+      <w:r>
+        <w:rPr>
+          <w:rFonts w:ascii="Arial" w:hAnsi="Arial" w:cs="Arial"/>
+          <w:sz w:val="24"/>
+          <w:szCs w:val="24"/>
+        </w:rPr>
+        <w:t>name</w:t>
+      </w:r>
+      <w:proofErr w:type="spellEnd"/>
+      <w:r>
+        <w:rPr>
+          <w:rFonts w:ascii="Arial" w:hAnsi="Arial" w:cs="Arial"/>
+          <w:sz w:val="24"/>
+          <w:szCs w:val="24"/>
+        </w:rPr>
+        <w:t xml:space="preserve"> (VARCHAR)</w:t>
       </w:r>
     </w:p>
     <w:p>
@@ -1327,6 +2083,7 @@
           <w:szCs w:val="24"/>
         </w:rPr>
       </w:pPr>
+      <w:proofErr w:type="spellStart"/>
       <w:r>
         <w:rPr>
           <w:rFonts w:ascii="Arial" w:hAnsi="Arial" w:cs="Arial"/>
@@ -1337,6 +2094,7 @@
         </w:rPr>
         <w:t>student_profiles</w:t>
       </w:r>
+      <w:proofErr w:type="spellEnd"/>
     </w:p>
     <w:p>
       <w:pPr>
@@ -1357,7 +2115,25 @@
           <w:sz w:val="24"/>
           <w:szCs w:val="24"/>
         </w:rPr>
-        <w:t>id (BIGINT, Primary Key)</w:t>
+        <w:t xml:space="preserve">id (BIGINT, </w:t>
+      </w:r>
+      <w:proofErr w:type="spellStart"/>
+      <w:r>
+        <w:rPr>
+          <w:rFonts w:ascii="Arial" w:hAnsi="Arial" w:cs="Arial"/>
+          <w:sz w:val="24"/>
+          <w:szCs w:val="24"/>
+        </w:rPr>
+        <w:t>Primary</w:t>
+      </w:r>
+      <w:proofErr w:type="spellEnd"/>
+      <w:r>
+        <w:rPr>
+          <w:rFonts w:ascii="Arial" w:hAnsi="Arial" w:cs="Arial"/>
+          <w:sz w:val="24"/>
+          <w:szCs w:val="24"/>
+        </w:rPr>
+        <w:t xml:space="preserve"> Key)</w:t>
       </w:r>
     </w:p>
     <w:p>
@@ -1374,6 +2150,7 @@
           <w:lang w:val="en-US"/>
         </w:rPr>
       </w:pPr>
+      <w:proofErr w:type="spellStart"/>
       <w:r>
         <w:rPr>
           <w:rFonts w:ascii="Arial" w:hAnsi="Arial" w:cs="Arial"/>
@@ -1381,7 +2158,37 @@
           <w:szCs w:val="24"/>
           <w:lang w:val="en-US"/>
         </w:rPr>
-        <w:t>user_id (UUID, Foreign Key $\rightarrow$ users.id)</w:t>
+        <w:t>user_id</w:t>
+      </w:r>
+      <w:proofErr w:type="spellEnd"/>
+      <w:r>
+        <w:rPr>
+          <w:rFonts w:ascii="Arial" w:hAnsi="Arial" w:cs="Arial"/>
+          <w:sz w:val="24"/>
+          <w:szCs w:val="24"/>
+          <w:lang w:val="en-US"/>
+        </w:rPr>
+        <w:t xml:space="preserve"> (UUID, Foreign Key $\</w:t>
+      </w:r>
+      <w:proofErr w:type="spellStart"/>
+      <w:r>
+        <w:rPr>
+          <w:rFonts w:ascii="Arial" w:hAnsi="Arial" w:cs="Arial"/>
+          <w:sz w:val="24"/>
+          <w:szCs w:val="24"/>
+          <w:lang w:val="en-US"/>
+        </w:rPr>
+        <w:t>rightarrow</w:t>
+      </w:r>
+      <w:proofErr w:type="spellEnd"/>
+      <w:r>
+        <w:rPr>
+          <w:rFonts w:ascii="Arial" w:hAnsi="Arial" w:cs="Arial"/>
+          <w:sz w:val="24"/>
+          <w:szCs w:val="24"/>
+          <w:lang w:val="en-US"/>
+        </w:rPr>
+        <w:t>$ users.id)</w:t>
       </w:r>
     </w:p>
     <w:p>
@@ -1397,13 +2204,23 @@
           <w:szCs w:val="24"/>
         </w:rPr>
       </w:pPr>
-      <w:r>
-        <w:rPr>
-          <w:rFonts w:ascii="Arial" w:hAnsi="Arial" w:cs="Arial"/>
-          <w:sz w:val="24"/>
-          <w:szCs w:val="24"/>
-        </w:rPr>
-        <w:t>student_code (VARCHAR)</w:t>
+      <w:proofErr w:type="spellStart"/>
+      <w:r>
+        <w:rPr>
+          <w:rFonts w:ascii="Arial" w:hAnsi="Arial" w:cs="Arial"/>
+          <w:sz w:val="24"/>
+          <w:szCs w:val="24"/>
+        </w:rPr>
+        <w:t>student_code</w:t>
+      </w:r>
+      <w:proofErr w:type="spellEnd"/>
+      <w:r>
+        <w:rPr>
+          <w:rFonts w:ascii="Arial" w:hAnsi="Arial" w:cs="Arial"/>
+          <w:sz w:val="24"/>
+          <w:szCs w:val="24"/>
+        </w:rPr>
+        <w:t xml:space="preserve"> (VARCHAR)</w:t>
       </w:r>
     </w:p>
     <w:p>
@@ -1419,13 +2236,23 @@
           <w:szCs w:val="24"/>
         </w:rPr>
       </w:pPr>
-      <w:r>
-        <w:rPr>
-          <w:rFonts w:ascii="Arial" w:hAnsi="Arial" w:cs="Arial"/>
-          <w:sz w:val="24"/>
-          <w:szCs w:val="24"/>
-        </w:rPr>
-        <w:t>program (VARCHAR)</w:t>
+      <w:proofErr w:type="spellStart"/>
+      <w:r>
+        <w:rPr>
+          <w:rFonts w:ascii="Arial" w:hAnsi="Arial" w:cs="Arial"/>
+          <w:sz w:val="24"/>
+          <w:szCs w:val="24"/>
+        </w:rPr>
+        <w:t>program</w:t>
+      </w:r>
+      <w:proofErr w:type="spellEnd"/>
+      <w:r>
+        <w:rPr>
+          <w:rFonts w:ascii="Arial" w:hAnsi="Arial" w:cs="Arial"/>
+          <w:sz w:val="24"/>
+          <w:szCs w:val="24"/>
+        </w:rPr>
+        <w:t xml:space="preserve"> (VARCHAR)</w:t>
       </w:r>
     </w:p>
     <w:p>
@@ -1441,6 +2268,7 @@
           <w:szCs w:val="24"/>
         </w:rPr>
       </w:pPr>
+      <w:proofErr w:type="spellStart"/>
       <w:r>
         <w:rPr>
           <w:rFonts w:ascii="Arial" w:hAnsi="Arial" w:cs="Arial"/>
@@ -1448,7 +2276,16 @@
           <w:szCs w:val="24"/>
         </w:rPr>
         <w:lastRenderedPageBreak/>
-        <w:t>semester (VARCHAR)</w:t>
+        <w:t>semester</w:t>
+      </w:r>
+      <w:proofErr w:type="spellEnd"/>
+      <w:r>
+        <w:rPr>
+          <w:rFonts w:ascii="Arial" w:hAnsi="Arial" w:cs="Arial"/>
+          <w:sz w:val="24"/>
+          <w:szCs w:val="24"/>
+        </w:rPr>
+        <w:t xml:space="preserve"> (VARCHAR)</w:t>
       </w:r>
     </w:p>
     <w:p>
@@ -1464,13 +2301,41 @@
           <w:szCs w:val="24"/>
         </w:rPr>
       </w:pPr>
-      <w:r>
-        <w:rPr>
-          <w:rFonts w:ascii="Arial" w:hAnsi="Arial" w:cs="Arial"/>
-          <w:sz w:val="24"/>
-          <w:szCs w:val="24"/>
-        </w:rPr>
-        <w:t>cv_url (TEXT - Ruta del archivo PDF en Supabase Storage)</w:t>
+      <w:proofErr w:type="spellStart"/>
+      <w:r>
+        <w:rPr>
+          <w:rFonts w:ascii="Arial" w:hAnsi="Arial" w:cs="Arial"/>
+          <w:sz w:val="24"/>
+          <w:szCs w:val="24"/>
+        </w:rPr>
+        <w:t>cv_url</w:t>
+      </w:r>
+      <w:proofErr w:type="spellEnd"/>
+      <w:r>
+        <w:rPr>
+          <w:rFonts w:ascii="Arial" w:hAnsi="Arial" w:cs="Arial"/>
+          <w:sz w:val="24"/>
+          <w:szCs w:val="24"/>
+        </w:rPr>
+        <w:t xml:space="preserve"> (TEXT - Ruta del archivo PDF en </w:t>
+      </w:r>
+      <w:proofErr w:type="spellStart"/>
+      <w:r>
+        <w:rPr>
+          <w:rFonts w:ascii="Arial" w:hAnsi="Arial" w:cs="Arial"/>
+          <w:sz w:val="24"/>
+          <w:szCs w:val="24"/>
+        </w:rPr>
+        <w:t>Supabase</w:t>
+      </w:r>
+      <w:proofErr w:type="spellEnd"/>
+      <w:r>
+        <w:rPr>
+          <w:rFonts w:ascii="Arial" w:hAnsi="Arial" w:cs="Arial"/>
+          <w:sz w:val="24"/>
+          <w:szCs w:val="24"/>
+        </w:rPr>
+        <w:t xml:space="preserve"> Storage)</w:t>
       </w:r>
     </w:p>
     <w:p>
@@ -1484,6 +2349,7 @@
           <w:szCs w:val="24"/>
         </w:rPr>
       </w:pPr>
+      <w:proofErr w:type="spellStart"/>
       <w:r>
         <w:rPr>
           <w:rFonts w:ascii="Arial" w:hAnsi="Arial" w:cs="Arial"/>
@@ -1494,6 +2360,7 @@
         </w:rPr>
         <w:t>companies</w:t>
       </w:r>
+      <w:proofErr w:type="spellEnd"/>
     </w:p>
     <w:p>
       <w:pPr>
@@ -1514,7 +2381,25 @@
           <w:sz w:val="24"/>
           <w:szCs w:val="24"/>
         </w:rPr>
-        <w:t>id (BIGINT, Primary Key)</w:t>
+        <w:t xml:space="preserve">id (BIGINT, </w:t>
+      </w:r>
+      <w:proofErr w:type="spellStart"/>
+      <w:r>
+        <w:rPr>
+          <w:rFonts w:ascii="Arial" w:hAnsi="Arial" w:cs="Arial"/>
+          <w:sz w:val="24"/>
+          <w:szCs w:val="24"/>
+        </w:rPr>
+        <w:t>Primary</w:t>
+      </w:r>
+      <w:proofErr w:type="spellEnd"/>
+      <w:r>
+        <w:rPr>
+          <w:rFonts w:ascii="Arial" w:hAnsi="Arial" w:cs="Arial"/>
+          <w:sz w:val="24"/>
+          <w:szCs w:val="24"/>
+        </w:rPr>
+        <w:t xml:space="preserve"> Key)</w:t>
       </w:r>
     </w:p>
     <w:p>
@@ -1531,6 +2416,7 @@
           <w:lang w:val="en-US"/>
         </w:rPr>
       </w:pPr>
+      <w:proofErr w:type="spellStart"/>
       <w:r>
         <w:rPr>
           <w:rFonts w:ascii="Arial" w:hAnsi="Arial" w:cs="Arial"/>
@@ -1538,7 +2424,37 @@
           <w:szCs w:val="24"/>
           <w:lang w:val="en-US"/>
         </w:rPr>
-        <w:t>user_id (UUID, Foreign Key $\rightarrow$ users.id)</w:t>
+        <w:t>user_id</w:t>
+      </w:r>
+      <w:proofErr w:type="spellEnd"/>
+      <w:r>
+        <w:rPr>
+          <w:rFonts w:ascii="Arial" w:hAnsi="Arial" w:cs="Arial"/>
+          <w:sz w:val="24"/>
+          <w:szCs w:val="24"/>
+          <w:lang w:val="en-US"/>
+        </w:rPr>
+        <w:t xml:space="preserve"> (UUID, Foreign Key $\</w:t>
+      </w:r>
+      <w:proofErr w:type="spellStart"/>
+      <w:r>
+        <w:rPr>
+          <w:rFonts w:ascii="Arial" w:hAnsi="Arial" w:cs="Arial"/>
+          <w:sz w:val="24"/>
+          <w:szCs w:val="24"/>
+          <w:lang w:val="en-US"/>
+        </w:rPr>
+        <w:t>rightarrow</w:t>
+      </w:r>
+      <w:proofErr w:type="spellEnd"/>
+      <w:r>
+        <w:rPr>
+          <w:rFonts w:ascii="Arial" w:hAnsi="Arial" w:cs="Arial"/>
+          <w:sz w:val="24"/>
+          <w:szCs w:val="24"/>
+          <w:lang w:val="en-US"/>
+        </w:rPr>
+        <w:t>$ users.id)</w:t>
       </w:r>
     </w:p>
     <w:p>
@@ -1554,13 +2470,23 @@
           <w:szCs w:val="24"/>
         </w:rPr>
       </w:pPr>
-      <w:r>
-        <w:rPr>
-          <w:rFonts w:ascii="Arial" w:hAnsi="Arial" w:cs="Arial"/>
-          <w:sz w:val="24"/>
-          <w:szCs w:val="24"/>
-        </w:rPr>
-        <w:t>company_name (VARCHAR)</w:t>
+      <w:proofErr w:type="spellStart"/>
+      <w:r>
+        <w:rPr>
+          <w:rFonts w:ascii="Arial" w:hAnsi="Arial" w:cs="Arial"/>
+          <w:sz w:val="24"/>
+          <w:szCs w:val="24"/>
+        </w:rPr>
+        <w:t>company_name</w:t>
+      </w:r>
+      <w:proofErr w:type="spellEnd"/>
+      <w:r>
+        <w:rPr>
+          <w:rFonts w:ascii="Arial" w:hAnsi="Arial" w:cs="Arial"/>
+          <w:sz w:val="24"/>
+          <w:szCs w:val="24"/>
+        </w:rPr>
+        <w:t xml:space="preserve"> (VARCHAR)</w:t>
       </w:r>
     </w:p>
     <w:p>
@@ -1576,13 +2502,23 @@
           <w:szCs w:val="24"/>
         </w:rPr>
       </w:pPr>
-      <w:r>
-        <w:rPr>
-          <w:rFonts w:ascii="Arial" w:hAnsi="Arial" w:cs="Arial"/>
-          <w:sz w:val="24"/>
-          <w:szCs w:val="24"/>
-        </w:rPr>
-        <w:t>nit (VARCHAR, Unique)</w:t>
+      <w:proofErr w:type="spellStart"/>
+      <w:r>
+        <w:rPr>
+          <w:rFonts w:ascii="Arial" w:hAnsi="Arial" w:cs="Arial"/>
+          <w:sz w:val="24"/>
+          <w:szCs w:val="24"/>
+        </w:rPr>
+        <w:t>nit</w:t>
+      </w:r>
+      <w:proofErr w:type="spellEnd"/>
+      <w:r>
+        <w:rPr>
+          <w:rFonts w:ascii="Arial" w:hAnsi="Arial" w:cs="Arial"/>
+          <w:sz w:val="24"/>
+          <w:szCs w:val="24"/>
+        </w:rPr>
+        <w:t xml:space="preserve"> (VARCHAR, Unique)</w:t>
       </w:r>
     </w:p>
     <w:p>
@@ -1622,13 +2558,41 @@
           <w:szCs w:val="24"/>
         </w:rPr>
       </w:pPr>
-      <w:r>
-        <w:rPr>
-          <w:rFonts w:ascii="Arial" w:hAnsi="Arial" w:cs="Arial"/>
-          <w:sz w:val="24"/>
-          <w:szCs w:val="24"/>
-        </w:rPr>
-        <w:t>logo_url (TEXT - Ruta del logo en Supabase Storage)</w:t>
+      <w:proofErr w:type="spellStart"/>
+      <w:r>
+        <w:rPr>
+          <w:rFonts w:ascii="Arial" w:hAnsi="Arial" w:cs="Arial"/>
+          <w:sz w:val="24"/>
+          <w:szCs w:val="24"/>
+        </w:rPr>
+        <w:t>logo_url</w:t>
+      </w:r>
+      <w:proofErr w:type="spellEnd"/>
+      <w:r>
+        <w:rPr>
+          <w:rFonts w:ascii="Arial" w:hAnsi="Arial" w:cs="Arial"/>
+          <w:sz w:val="24"/>
+          <w:szCs w:val="24"/>
+        </w:rPr>
+        <w:t xml:space="preserve"> (TEXT - Ruta del logo en </w:t>
+      </w:r>
+      <w:proofErr w:type="spellStart"/>
+      <w:r>
+        <w:rPr>
+          <w:rFonts w:ascii="Arial" w:hAnsi="Arial" w:cs="Arial"/>
+          <w:sz w:val="24"/>
+          <w:szCs w:val="24"/>
+        </w:rPr>
+        <w:t>Supabase</w:t>
+      </w:r>
+      <w:proofErr w:type="spellEnd"/>
+      <w:r>
+        <w:rPr>
+          <w:rFonts w:ascii="Arial" w:hAnsi="Arial" w:cs="Arial"/>
+          <w:sz w:val="24"/>
+          <w:szCs w:val="24"/>
+        </w:rPr>
+        <w:t xml:space="preserve"> Storage)</w:t>
       </w:r>
     </w:p>
     <w:p>
@@ -1642,6 +2606,7 @@
           <w:szCs w:val="24"/>
         </w:rPr>
       </w:pPr>
+      <w:proofErr w:type="spellStart"/>
       <w:r>
         <w:rPr>
           <w:rFonts w:ascii="Arial" w:hAnsi="Arial" w:cs="Arial"/>
@@ -1652,6 +2617,7 @@
         </w:rPr>
         <w:t>job_postings</w:t>
       </w:r>
+      <w:proofErr w:type="spellEnd"/>
     </w:p>
     <w:p>
       <w:pPr>
@@ -1672,7 +2638,25 @@
           <w:sz w:val="24"/>
           <w:szCs w:val="24"/>
         </w:rPr>
-        <w:t>id (BIGINT, Primary Key)</w:t>
+        <w:t xml:space="preserve">id (BIGINT, </w:t>
+      </w:r>
+      <w:proofErr w:type="spellStart"/>
+      <w:r>
+        <w:rPr>
+          <w:rFonts w:ascii="Arial" w:hAnsi="Arial" w:cs="Arial"/>
+          <w:sz w:val="24"/>
+          <w:szCs w:val="24"/>
+        </w:rPr>
+        <w:t>Primary</w:t>
+      </w:r>
+      <w:proofErr w:type="spellEnd"/>
+      <w:r>
+        <w:rPr>
+          <w:rFonts w:ascii="Arial" w:hAnsi="Arial" w:cs="Arial"/>
+          <w:sz w:val="24"/>
+          <w:szCs w:val="24"/>
+        </w:rPr>
+        <w:t xml:space="preserve"> Key)</w:t>
       </w:r>
     </w:p>
     <w:p>
@@ -1689,6 +2673,7 @@
           <w:lang w:val="en-US"/>
         </w:rPr>
       </w:pPr>
+      <w:proofErr w:type="spellStart"/>
       <w:r>
         <w:rPr>
           <w:rFonts w:ascii="Arial" w:hAnsi="Arial" w:cs="Arial"/>
@@ -1696,7 +2681,37 @@
           <w:szCs w:val="24"/>
           <w:lang w:val="en-US"/>
         </w:rPr>
-        <w:t>company_id (BIGINT, Foreign Key $\rightarrow$ companies.id)</w:t>
+        <w:t>company_id</w:t>
+      </w:r>
+      <w:proofErr w:type="spellEnd"/>
+      <w:r>
+        <w:rPr>
+          <w:rFonts w:ascii="Arial" w:hAnsi="Arial" w:cs="Arial"/>
+          <w:sz w:val="24"/>
+          <w:szCs w:val="24"/>
+          <w:lang w:val="en-US"/>
+        </w:rPr>
+        <w:t xml:space="preserve"> (BIGINT, Foreign Key $\</w:t>
+      </w:r>
+      <w:proofErr w:type="spellStart"/>
+      <w:r>
+        <w:rPr>
+          <w:rFonts w:ascii="Arial" w:hAnsi="Arial" w:cs="Arial"/>
+          <w:sz w:val="24"/>
+          <w:szCs w:val="24"/>
+          <w:lang w:val="en-US"/>
+        </w:rPr>
+        <w:t>rightarrow</w:t>
+      </w:r>
+      <w:proofErr w:type="spellEnd"/>
+      <w:r>
+        <w:rPr>
+          <w:rFonts w:ascii="Arial" w:hAnsi="Arial" w:cs="Arial"/>
+          <w:sz w:val="24"/>
+          <w:szCs w:val="24"/>
+          <w:lang w:val="en-US"/>
+        </w:rPr>
+        <w:t>$ companies.id)</w:t>
       </w:r>
     </w:p>
     <w:p>
@@ -1712,13 +2727,23 @@
           <w:szCs w:val="24"/>
         </w:rPr>
       </w:pPr>
-      <w:r>
-        <w:rPr>
-          <w:rFonts w:ascii="Arial" w:hAnsi="Arial" w:cs="Arial"/>
-          <w:sz w:val="24"/>
-          <w:szCs w:val="24"/>
-        </w:rPr>
-        <w:t>title (VARCHAR)</w:t>
+      <w:proofErr w:type="spellStart"/>
+      <w:r>
+        <w:rPr>
+          <w:rFonts w:ascii="Arial" w:hAnsi="Arial" w:cs="Arial"/>
+          <w:sz w:val="24"/>
+          <w:szCs w:val="24"/>
+        </w:rPr>
+        <w:t>title</w:t>
+      </w:r>
+      <w:proofErr w:type="spellEnd"/>
+      <w:r>
+        <w:rPr>
+          <w:rFonts w:ascii="Arial" w:hAnsi="Arial" w:cs="Arial"/>
+          <w:sz w:val="24"/>
+          <w:szCs w:val="24"/>
+        </w:rPr>
+        <w:t xml:space="preserve"> (VARCHAR)</w:t>
       </w:r>
     </w:p>
     <w:p>
@@ -1734,13 +2759,23 @@
           <w:szCs w:val="24"/>
         </w:rPr>
       </w:pPr>
-      <w:r>
-        <w:rPr>
-          <w:rFonts w:ascii="Arial" w:hAnsi="Arial" w:cs="Arial"/>
-          <w:sz w:val="24"/>
-          <w:szCs w:val="24"/>
-        </w:rPr>
-        <w:t>description (TEXT)</w:t>
+      <w:proofErr w:type="spellStart"/>
+      <w:r>
+        <w:rPr>
+          <w:rFonts w:ascii="Arial" w:hAnsi="Arial" w:cs="Arial"/>
+          <w:sz w:val="24"/>
+          <w:szCs w:val="24"/>
+        </w:rPr>
+        <w:t>description</w:t>
+      </w:r>
+      <w:proofErr w:type="spellEnd"/>
+      <w:r>
+        <w:rPr>
+          <w:rFonts w:ascii="Arial" w:hAnsi="Arial" w:cs="Arial"/>
+          <w:sz w:val="24"/>
+          <w:szCs w:val="24"/>
+        </w:rPr>
+        <w:t xml:space="preserve"> (TEXT)</w:t>
       </w:r>
     </w:p>
     <w:p>
@@ -1780,13 +2815,23 @@
           <w:szCs w:val="24"/>
         </w:rPr>
       </w:pPr>
-      <w:r>
-        <w:rPr>
-          <w:rFonts w:ascii="Arial" w:hAnsi="Arial" w:cs="Arial"/>
-          <w:sz w:val="24"/>
-          <w:szCs w:val="24"/>
-        </w:rPr>
-        <w:t>deadline (DATE)</w:t>
+      <w:proofErr w:type="spellStart"/>
+      <w:r>
+        <w:rPr>
+          <w:rFonts w:ascii="Arial" w:hAnsi="Arial" w:cs="Arial"/>
+          <w:sz w:val="24"/>
+          <w:szCs w:val="24"/>
+        </w:rPr>
+        <w:t>deadline</w:t>
+      </w:r>
+      <w:proofErr w:type="spellEnd"/>
+      <w:r>
+        <w:rPr>
+          <w:rFonts w:ascii="Arial" w:hAnsi="Arial" w:cs="Arial"/>
+          <w:sz w:val="24"/>
+          <w:szCs w:val="24"/>
+        </w:rPr>
+        <w:t xml:space="preserve"> (DATE)</w:t>
       </w:r>
     </w:p>
     <w:p>
@@ -1824,6 +2869,7 @@
           <w:szCs w:val="24"/>
         </w:rPr>
       </w:pPr>
+      <w:proofErr w:type="spellStart"/>
       <w:r>
         <w:rPr>
           <w:rFonts w:ascii="Arial" w:hAnsi="Arial" w:cs="Arial"/>
@@ -1834,6 +2880,7 @@
         </w:rPr>
         <w:t>applications</w:t>
       </w:r>
+      <w:proofErr w:type="spellEnd"/>
     </w:p>
     <w:p>
       <w:pPr>
@@ -1854,7 +2901,25 @@
           <w:sz w:val="24"/>
           <w:szCs w:val="24"/>
         </w:rPr>
-        <w:t>id (BIGINT, Primary Key)</w:t>
+        <w:t xml:space="preserve">id (BIGINT, </w:t>
+      </w:r>
+      <w:proofErr w:type="spellStart"/>
+      <w:r>
+        <w:rPr>
+          <w:rFonts w:ascii="Arial" w:hAnsi="Arial" w:cs="Arial"/>
+          <w:sz w:val="24"/>
+          <w:szCs w:val="24"/>
+        </w:rPr>
+        <w:t>Primary</w:t>
+      </w:r>
+      <w:proofErr w:type="spellEnd"/>
+      <w:r>
+        <w:rPr>
+          <w:rFonts w:ascii="Arial" w:hAnsi="Arial" w:cs="Arial"/>
+          <w:sz w:val="24"/>
+          <w:szCs w:val="24"/>
+        </w:rPr>
+        <w:t xml:space="preserve"> Key)</w:t>
       </w:r>
     </w:p>
     <w:p>
@@ -1871,6 +2936,7 @@
           <w:lang w:val="en-US"/>
         </w:rPr>
       </w:pPr>
+      <w:proofErr w:type="spellStart"/>
       <w:r>
         <w:rPr>
           <w:rFonts w:ascii="Arial" w:hAnsi="Arial" w:cs="Arial"/>
@@ -1878,7 +2944,37 @@
           <w:szCs w:val="24"/>
           <w:lang w:val="en-US"/>
         </w:rPr>
-        <w:t>user_id (UUID, Foreign Key $\rightarrow$ users.id)</w:t>
+        <w:t>user_id</w:t>
+      </w:r>
+      <w:proofErr w:type="spellEnd"/>
+      <w:r>
+        <w:rPr>
+          <w:rFonts w:ascii="Arial" w:hAnsi="Arial" w:cs="Arial"/>
+          <w:sz w:val="24"/>
+          <w:szCs w:val="24"/>
+          <w:lang w:val="en-US"/>
+        </w:rPr>
+        <w:t xml:space="preserve"> (UUID, Foreign Key $\</w:t>
+      </w:r>
+      <w:proofErr w:type="spellStart"/>
+      <w:r>
+        <w:rPr>
+          <w:rFonts w:ascii="Arial" w:hAnsi="Arial" w:cs="Arial"/>
+          <w:sz w:val="24"/>
+          <w:szCs w:val="24"/>
+          <w:lang w:val="en-US"/>
+        </w:rPr>
+        <w:t>rightarrow</w:t>
+      </w:r>
+      <w:proofErr w:type="spellEnd"/>
+      <w:r>
+        <w:rPr>
+          <w:rFonts w:ascii="Arial" w:hAnsi="Arial" w:cs="Arial"/>
+          <w:sz w:val="24"/>
+          <w:szCs w:val="24"/>
+          <w:lang w:val="en-US"/>
+        </w:rPr>
+        <w:t>$ users.id)</w:t>
       </w:r>
     </w:p>
     <w:p>
@@ -1895,6 +2991,7 @@
           <w:lang w:val="en-US"/>
         </w:rPr>
       </w:pPr>
+      <w:proofErr w:type="spellStart"/>
       <w:r>
         <w:rPr>
           <w:rFonts w:ascii="Arial" w:hAnsi="Arial" w:cs="Arial"/>
@@ -1902,7 +2999,37 @@
           <w:szCs w:val="24"/>
           <w:lang w:val="en-US"/>
         </w:rPr>
-        <w:t>job_posting_id (BIGINT, Foreign Key $\rightarrow$ job_postings.id)</w:t>
+        <w:t>job_posting_id</w:t>
+      </w:r>
+      <w:proofErr w:type="spellEnd"/>
+      <w:r>
+        <w:rPr>
+          <w:rFonts w:ascii="Arial" w:hAnsi="Arial" w:cs="Arial"/>
+          <w:sz w:val="24"/>
+          <w:szCs w:val="24"/>
+          <w:lang w:val="en-US"/>
+        </w:rPr>
+        <w:t xml:space="preserve"> (BIGINT, Foreign Key $\</w:t>
+      </w:r>
+      <w:proofErr w:type="spellStart"/>
+      <w:r>
+        <w:rPr>
+          <w:rFonts w:ascii="Arial" w:hAnsi="Arial" w:cs="Arial"/>
+          <w:sz w:val="24"/>
+          <w:szCs w:val="24"/>
+          <w:lang w:val="en-US"/>
+        </w:rPr>
+        <w:t>rightarrow</w:t>
+      </w:r>
+      <w:proofErr w:type="spellEnd"/>
+      <w:r>
+        <w:rPr>
+          <w:rFonts w:ascii="Arial" w:hAnsi="Arial" w:cs="Arial"/>
+          <w:sz w:val="24"/>
+          <w:szCs w:val="24"/>
+          <w:lang w:val="en-US"/>
+        </w:rPr>
+        <w:t>$ job_postings.id)</w:t>
       </w:r>
     </w:p>
     <w:p>
@@ -1918,13 +3045,23 @@
           <w:szCs w:val="24"/>
         </w:rPr>
       </w:pPr>
-      <w:r>
-        <w:rPr>
-          <w:rFonts w:ascii="Arial" w:hAnsi="Arial" w:cs="Arial"/>
-          <w:sz w:val="24"/>
-          <w:szCs w:val="24"/>
-        </w:rPr>
-        <w:t>cover_letter (TEXT)</w:t>
+      <w:proofErr w:type="spellStart"/>
+      <w:r>
+        <w:rPr>
+          <w:rFonts w:ascii="Arial" w:hAnsi="Arial" w:cs="Arial"/>
+          <w:sz w:val="24"/>
+          <w:szCs w:val="24"/>
+        </w:rPr>
+        <w:t>cover_letter</w:t>
+      </w:r>
+      <w:proofErr w:type="spellEnd"/>
+      <w:r>
+        <w:rPr>
+          <w:rFonts w:ascii="Arial" w:hAnsi="Arial" w:cs="Arial"/>
+          <w:sz w:val="24"/>
+          <w:szCs w:val="24"/>
+        </w:rPr>
+        <w:t xml:space="preserve"> (TEXT)</w:t>
       </w:r>
     </w:p>
     <w:p>
@@ -1980,7 +3117,43 @@
           <w:sz w:val="24"/>
           <w:szCs w:val="24"/>
         </w:rPr>
-        <w:t xml:space="preserve"> Clave única compuesta entre user_id y job_posting_id para evitar duplicados.</w:t>
+        <w:t xml:space="preserve"> Clave única compuesta entre </w:t>
+      </w:r>
+      <w:proofErr w:type="spellStart"/>
+      <w:r>
+        <w:rPr>
+          <w:rFonts w:ascii="Arial" w:hAnsi="Arial" w:cs="Arial"/>
+          <w:sz w:val="24"/>
+          <w:szCs w:val="24"/>
+        </w:rPr>
+        <w:t>user_id</w:t>
+      </w:r>
+      <w:proofErr w:type="spellEnd"/>
+      <w:r>
+        <w:rPr>
+          <w:rFonts w:ascii="Arial" w:hAnsi="Arial" w:cs="Arial"/>
+          <w:sz w:val="24"/>
+          <w:szCs w:val="24"/>
+        </w:rPr>
+        <w:t xml:space="preserve"> y </w:t>
+      </w:r>
+      <w:proofErr w:type="spellStart"/>
+      <w:r>
+        <w:rPr>
+          <w:rFonts w:ascii="Arial" w:hAnsi="Arial" w:cs="Arial"/>
+          <w:sz w:val="24"/>
+          <w:szCs w:val="24"/>
+        </w:rPr>
+        <w:t>job_posting_id</w:t>
+      </w:r>
+      <w:proofErr w:type="spellEnd"/>
+      <w:r>
+        <w:rPr>
+          <w:rFonts w:ascii="Arial" w:hAnsi="Arial" w:cs="Arial"/>
+          <w:sz w:val="24"/>
+          <w:szCs w:val="24"/>
+        </w:rPr>
+        <w:t xml:space="preserve"> para evitar duplicados.</w:t>
       </w:r>
     </w:p>
     <w:p>
@@ -2020,7 +3193,25 @@
           <w:sz w:val="24"/>
           <w:szCs w:val="24"/>
         </w:rPr>
-        <w:t xml:space="preserve">El archivo middleware.ts en la raíz actúa como el </w:t>
+        <w:t xml:space="preserve">El archivo </w:t>
+      </w:r>
+      <w:proofErr w:type="spellStart"/>
+      <w:r>
+        <w:rPr>
+          <w:rFonts w:ascii="Arial" w:hAnsi="Arial" w:cs="Arial"/>
+          <w:sz w:val="24"/>
+          <w:szCs w:val="24"/>
+        </w:rPr>
+        <w:t>middleware.ts</w:t>
+      </w:r>
+      <w:proofErr w:type="spellEnd"/>
+      <w:r>
+        <w:rPr>
+          <w:rFonts w:ascii="Arial" w:hAnsi="Arial" w:cs="Arial"/>
+          <w:sz w:val="24"/>
+          <w:szCs w:val="24"/>
+        </w:rPr>
+        <w:t xml:space="preserve"> en la raíz actúa como el </w:t>
       </w:r>
       <w:r>
         <w:rPr>
@@ -2103,7 +3294,25 @@
           <w:sz w:val="24"/>
           <w:szCs w:val="24"/>
         </w:rPr>
-        <w:t xml:space="preserve"> Verifica directamente con Supabase Auth si existe un token de usuario activo (JWT).</w:t>
+        <w:t xml:space="preserve"> Verifica directamente con </w:t>
+      </w:r>
+      <w:proofErr w:type="spellStart"/>
+      <w:r>
+        <w:rPr>
+          <w:rFonts w:ascii="Arial" w:hAnsi="Arial" w:cs="Arial"/>
+          <w:sz w:val="24"/>
+          <w:szCs w:val="24"/>
+        </w:rPr>
+        <w:t>Supabase</w:t>
+      </w:r>
+      <w:proofErr w:type="spellEnd"/>
+      <w:r>
+        <w:rPr>
+          <w:rFonts w:ascii="Arial" w:hAnsi="Arial" w:cs="Arial"/>
+          <w:sz w:val="24"/>
+          <w:szCs w:val="24"/>
+        </w:rPr>
+        <w:t xml:space="preserve"> Auth si existe un token de usuario activo (JWT).</w:t>
       </w:r>
     </w:p>
     <w:p>
@@ -2135,7 +3344,43 @@
           <w:sz w:val="24"/>
           <w:szCs w:val="24"/>
         </w:rPr>
-        <w:t xml:space="preserve"> Lee el rol del usuario guardado en sus datos. Si un estudiante intenta entrar a /admin o una empresa a /estudiante, el middleware bloquea el acceso de inmediato y lo redirige a su panel correspondiente o al login.</w:t>
+        <w:t xml:space="preserve"> Lee el rol del usuario guardado en sus datos. Si un estudiante intenta entrar a /</w:t>
+      </w:r>
+      <w:proofErr w:type="spellStart"/>
+      <w:r>
+        <w:rPr>
+          <w:rFonts w:ascii="Arial" w:hAnsi="Arial" w:cs="Arial"/>
+          <w:sz w:val="24"/>
+          <w:szCs w:val="24"/>
+        </w:rPr>
+        <w:t>admin</w:t>
+      </w:r>
+      <w:proofErr w:type="spellEnd"/>
+      <w:r>
+        <w:rPr>
+          <w:rFonts w:ascii="Arial" w:hAnsi="Arial" w:cs="Arial"/>
+          <w:sz w:val="24"/>
+          <w:szCs w:val="24"/>
+        </w:rPr>
+        <w:t xml:space="preserve"> o una empresa a /estudiante, el middleware bloquea el acceso de inmediato y lo redirige a su panel correspondiente o al </w:t>
+      </w:r>
+      <w:proofErr w:type="spellStart"/>
+      <w:r>
+        <w:rPr>
+          <w:rFonts w:ascii="Arial" w:hAnsi="Arial" w:cs="Arial"/>
+          <w:sz w:val="24"/>
+          <w:szCs w:val="24"/>
+        </w:rPr>
+        <w:t>login</w:t>
+      </w:r>
+      <w:proofErr w:type="spellEnd"/>
+      <w:r>
+        <w:rPr>
+          <w:rFonts w:ascii="Arial" w:hAnsi="Arial" w:cs="Arial"/>
+          <w:sz w:val="24"/>
+          <w:szCs w:val="24"/>
+        </w:rPr>
+        <w:t>.</w:t>
       </w:r>
     </w:p>
     <w:p>
@@ -2167,7 +3412,25 @@
           <w:sz w:val="24"/>
           <w:szCs w:val="24"/>
         </w:rPr>
-        <w:t xml:space="preserve"> Durante el login de estudiantes con Google, se comprueba que el correo termine estrictamente en @unipaz.edu.co.</w:t>
+        <w:t xml:space="preserve"> Durante el </w:t>
+      </w:r>
+      <w:proofErr w:type="spellStart"/>
+      <w:r>
+        <w:rPr>
+          <w:rFonts w:ascii="Arial" w:hAnsi="Arial" w:cs="Arial"/>
+          <w:sz w:val="24"/>
+          <w:szCs w:val="24"/>
+        </w:rPr>
+        <w:t>login</w:t>
+      </w:r>
+      <w:proofErr w:type="spellEnd"/>
+      <w:r>
+        <w:rPr>
+          <w:rFonts w:ascii="Arial" w:hAnsi="Arial" w:cs="Arial"/>
+          <w:sz w:val="24"/>
+          <w:szCs w:val="24"/>
+        </w:rPr>
+        <w:t xml:space="preserve"> de estudiantes con Google, se comprueba que el correo termine estrictamente en @unipaz.edu.co.</w:t>
       </w:r>
     </w:p>
     <w:p>
@@ -2213,15 +3476,73 @@
           <w:sz w:val="24"/>
           <w:szCs w:val="24"/>
         </w:rPr>
-        <w:t>Módulo Admin:</w:t>
-      </w:r>
-      <w:r>
-        <w:rPr>
-          <w:rFonts w:ascii="Arial" w:hAnsi="Arial" w:cs="Arial"/>
-          <w:sz w:val="24"/>
-          <w:szCs w:val="24"/>
-        </w:rPr>
-        <w:t xml:space="preserve"> Aprueba empresas pendientes cambiando su estado en la tabla companies y gestiona la activación de usuarios a través de Server Actions.</w:t>
+        <w:t xml:space="preserve">Módulo </w:t>
+      </w:r>
+      <w:proofErr w:type="spellStart"/>
+      <w:r>
+        <w:rPr>
+          <w:rFonts w:ascii="Arial" w:hAnsi="Arial" w:cs="Arial"/>
+          <w:b/>
+          <w:bCs/>
+          <w:sz w:val="24"/>
+          <w:szCs w:val="24"/>
+        </w:rPr>
+        <w:t>Admin</w:t>
+      </w:r>
+      <w:proofErr w:type="spellEnd"/>
+      <w:r>
+        <w:rPr>
+          <w:rFonts w:ascii="Arial" w:hAnsi="Arial" w:cs="Arial"/>
+          <w:b/>
+          <w:bCs/>
+          <w:sz w:val="24"/>
+          <w:szCs w:val="24"/>
+        </w:rPr>
+        <w:t>:</w:t>
+      </w:r>
+      <w:r>
+        <w:rPr>
+          <w:rFonts w:ascii="Arial" w:hAnsi="Arial" w:cs="Arial"/>
+          <w:sz w:val="24"/>
+          <w:szCs w:val="24"/>
+        </w:rPr>
+        <w:t xml:space="preserve"> Aprueba empresas pendientes cambiando su estado en la tabla </w:t>
+      </w:r>
+      <w:proofErr w:type="spellStart"/>
+      <w:r>
+        <w:rPr>
+          <w:rFonts w:ascii="Arial" w:hAnsi="Arial" w:cs="Arial"/>
+          <w:sz w:val="24"/>
+          <w:szCs w:val="24"/>
+        </w:rPr>
+        <w:t>companies</w:t>
+      </w:r>
+      <w:proofErr w:type="spellEnd"/>
+      <w:r>
+        <w:rPr>
+          <w:rFonts w:ascii="Arial" w:hAnsi="Arial" w:cs="Arial"/>
+          <w:sz w:val="24"/>
+          <w:szCs w:val="24"/>
+        </w:rPr>
+        <w:t xml:space="preserve"> y gestiona la activación de usuarios a través de Server </w:t>
+      </w:r>
+      <w:proofErr w:type="spellStart"/>
+      <w:r>
+        <w:rPr>
+          <w:rFonts w:ascii="Arial" w:hAnsi="Arial" w:cs="Arial"/>
+          <w:sz w:val="24"/>
+          <w:szCs w:val="24"/>
+        </w:rPr>
+        <w:t>Actions</w:t>
+      </w:r>
+      <w:proofErr w:type="spellEnd"/>
+      <w:r>
+        <w:rPr>
+          <w:rFonts w:ascii="Arial" w:hAnsi="Arial" w:cs="Arial"/>
+          <w:sz w:val="24"/>
+          <w:szCs w:val="24"/>
+        </w:rPr>
+        <w:t>.</w:t>
       </w:r>
     </w:p>
     <w:p>
@@ -2253,7 +3574,61 @@
           <w:sz w:val="24"/>
           <w:szCs w:val="24"/>
         </w:rPr>
-        <w:t xml:space="preserve"> Registra los datos de la vacante mediante formularios que invocan Server Actions para guardarlos en job_postings, y descarga los PDFs de las hojas de vida almacenadas.</w:t>
+        <w:t xml:space="preserve"> Registra los datos de la vacante mediante formularios que invocan Server </w:t>
+      </w:r>
+      <w:proofErr w:type="spellStart"/>
+      <w:r>
+        <w:rPr>
+          <w:rFonts w:ascii="Arial" w:hAnsi="Arial" w:cs="Arial"/>
+          <w:sz w:val="24"/>
+          <w:szCs w:val="24"/>
+        </w:rPr>
+        <w:t>Actions</w:t>
+      </w:r>
+      <w:proofErr w:type="spellEnd"/>
+      <w:r>
+        <w:rPr>
+          <w:rFonts w:ascii="Arial" w:hAnsi="Arial" w:cs="Arial"/>
+          <w:sz w:val="24"/>
+          <w:szCs w:val="24"/>
+        </w:rPr>
+        <w:t xml:space="preserve"> para guardarlos en </w:t>
+      </w:r>
+      <w:proofErr w:type="spellStart"/>
+      <w:r>
+        <w:rPr>
+          <w:rFonts w:ascii="Arial" w:hAnsi="Arial" w:cs="Arial"/>
+          <w:sz w:val="24"/>
+          <w:szCs w:val="24"/>
+        </w:rPr>
+        <w:t>job_postings</w:t>
+      </w:r>
+      <w:proofErr w:type="spellEnd"/>
+      <w:r>
+        <w:rPr>
+          <w:rFonts w:ascii="Arial" w:hAnsi="Arial" w:cs="Arial"/>
+          <w:sz w:val="24"/>
+          <w:szCs w:val="24"/>
+        </w:rPr>
+        <w:t xml:space="preserve">, y descarga los </w:t>
+      </w:r>
+      <w:proofErr w:type="spellStart"/>
+      <w:r>
+        <w:rPr>
+          <w:rFonts w:ascii="Arial" w:hAnsi="Arial" w:cs="Arial"/>
+          <w:sz w:val="24"/>
+          <w:szCs w:val="24"/>
+        </w:rPr>
+        <w:t>PDFs</w:t>
+      </w:r>
+      <w:proofErr w:type="spellEnd"/>
+      <w:r>
+        <w:rPr>
+          <w:rFonts w:ascii="Arial" w:hAnsi="Arial" w:cs="Arial"/>
+          <w:sz w:val="24"/>
+          <w:szCs w:val="24"/>
+        </w:rPr>
+        <w:t xml:space="preserve"> de las hojas de vida almacenadas.</w:t>
       </w:r>
     </w:p>
     <w:p>
@@ -2285,7 +3660,25 @@
           <w:sz w:val="24"/>
           <w:szCs w:val="24"/>
         </w:rPr>
-        <w:t xml:space="preserve"> Explora vacantes activas y realiza la postulación cargando la carta de presentación y el documento de hoja de vida directamente hacia Supabase Storage.</w:t>
+        <w:t xml:space="preserve"> Explora vacantes activas y realiza la postulación cargando la carta de presentación y el documento de hoja de vida directamente hacia </w:t>
+      </w:r>
+      <w:proofErr w:type="spellStart"/>
+      <w:r>
+        <w:rPr>
+          <w:rFonts w:ascii="Arial" w:hAnsi="Arial" w:cs="Arial"/>
+          <w:sz w:val="24"/>
+          <w:szCs w:val="24"/>
+        </w:rPr>
+        <w:t>Supabase</w:t>
+      </w:r>
+      <w:proofErr w:type="spellEnd"/>
+      <w:r>
+        <w:rPr>
+          <w:rFonts w:ascii="Arial" w:hAnsi="Arial" w:cs="Arial"/>
+          <w:sz w:val="24"/>
+          <w:szCs w:val="24"/>
+        </w:rPr>
+        <w:t xml:space="preserve"> Storage.</w:t>
       </w:r>
     </w:p>
     <w:p>
@@ -2307,25 +3700,105 @@
           <w:sz w:val="24"/>
           <w:szCs w:val="24"/>
         </w:rPr>
-        <w:t>8. Sistema en Tiempo Real (Supabase Realtime)</w:t>
-      </w:r>
-    </w:p>
-    <w:p>
-      <w:pPr>
-        <w:jc w:val="both"/>
-        <w:rPr>
-          <w:rFonts w:ascii="Arial" w:hAnsi="Arial" w:cs="Arial"/>
-          <w:sz w:val="24"/>
-          <w:szCs w:val="24"/>
-        </w:rPr>
-      </w:pPr>
-      <w:r>
-        <w:rPr>
-          <w:rFonts w:ascii="Arial" w:hAnsi="Arial" w:cs="Arial"/>
-          <w:sz w:val="24"/>
-          <w:szCs w:val="24"/>
-        </w:rPr>
-        <w:t>Las notificaciones del sistema prescinden de backend tradicional y se apoyan en WebSockets del lado del cliente:</w:t>
+        <w:t>8. Sistema en Tiempo Real (</w:t>
+      </w:r>
+      <w:proofErr w:type="spellStart"/>
+      <w:r>
+        <w:rPr>
+          <w:rFonts w:ascii="Arial" w:hAnsi="Arial" w:cs="Arial"/>
+          <w:b/>
+          <w:bCs/>
+          <w:sz w:val="24"/>
+          <w:szCs w:val="24"/>
+        </w:rPr>
+        <w:t>Supabase</w:t>
+      </w:r>
+      <w:proofErr w:type="spellEnd"/>
+      <w:r>
+        <w:rPr>
+          <w:rFonts w:ascii="Arial" w:hAnsi="Arial" w:cs="Arial"/>
+          <w:b/>
+          <w:bCs/>
+          <w:sz w:val="24"/>
+          <w:szCs w:val="24"/>
+        </w:rPr>
+        <w:t xml:space="preserve"> </w:t>
+      </w:r>
+      <w:proofErr w:type="spellStart"/>
+      <w:r>
+        <w:rPr>
+          <w:rFonts w:ascii="Arial" w:hAnsi="Arial" w:cs="Arial"/>
+          <w:b/>
+          <w:bCs/>
+          <w:sz w:val="24"/>
+          <w:szCs w:val="24"/>
+        </w:rPr>
+        <w:t>Realtime</w:t>
+      </w:r>
+      <w:proofErr w:type="spellEnd"/>
+      <w:r>
+        <w:rPr>
+          <w:rFonts w:ascii="Arial" w:hAnsi="Arial" w:cs="Arial"/>
+          <w:b/>
+          <w:bCs/>
+          <w:sz w:val="24"/>
+          <w:szCs w:val="24"/>
+        </w:rPr>
+        <w:t>)</w:t>
+      </w:r>
+    </w:p>
+    <w:p>
+      <w:pPr>
+        <w:jc w:val="both"/>
+        <w:rPr>
+          <w:rFonts w:ascii="Arial" w:hAnsi="Arial" w:cs="Arial"/>
+          <w:sz w:val="24"/>
+          <w:szCs w:val="24"/>
+        </w:rPr>
+      </w:pPr>
+      <w:r>
+        <w:rPr>
+          <w:rFonts w:ascii="Arial" w:hAnsi="Arial" w:cs="Arial"/>
+          <w:sz w:val="24"/>
+          <w:szCs w:val="24"/>
+        </w:rPr>
+        <w:t xml:space="preserve">Las notificaciones del sistema prescinden de </w:t>
+      </w:r>
+      <w:proofErr w:type="spellStart"/>
+      <w:r>
+        <w:rPr>
+          <w:rFonts w:ascii="Arial" w:hAnsi="Arial" w:cs="Arial"/>
+          <w:sz w:val="24"/>
+          <w:szCs w:val="24"/>
+        </w:rPr>
+        <w:t>backend</w:t>
+      </w:r>
+      <w:proofErr w:type="spellEnd"/>
+      <w:r>
+        <w:rPr>
+          <w:rFonts w:ascii="Arial" w:hAnsi="Arial" w:cs="Arial"/>
+          <w:sz w:val="24"/>
+          <w:szCs w:val="24"/>
+        </w:rPr>
+        <w:t xml:space="preserve"> tradicional y se apoyan en </w:t>
+      </w:r>
+      <w:proofErr w:type="spellStart"/>
+      <w:r>
+        <w:rPr>
+          <w:rFonts w:ascii="Arial" w:hAnsi="Arial" w:cs="Arial"/>
+          <w:sz w:val="24"/>
+          <w:szCs w:val="24"/>
+        </w:rPr>
+        <w:t>WebSockets</w:t>
+      </w:r>
+      <w:proofErr w:type="spellEnd"/>
+      <w:r>
+        <w:rPr>
+          <w:rFonts w:ascii="Arial" w:hAnsi="Arial" w:cs="Arial"/>
+          <w:sz w:val="24"/>
+          <w:szCs w:val="24"/>
+        </w:rPr>
+        <w:t xml:space="preserve"> del lado del cliente:</w:t>
       </w:r>
     </w:p>
     <w:p>
@@ -2357,7 +3830,43 @@
           <w:sz w:val="24"/>
           <w:szCs w:val="24"/>
         </w:rPr>
-        <w:t xml:space="preserve"> Los componentes de la interfaz del estudiante escuchan los cambios de tipo UPDATE en la tabla applications. Cuando una empresa cambia el estado de su postulación (ej: a 'interview'), el usuario recibe una alerta visual instantánea en su pantalla sin recargar.</w:t>
+        <w:t xml:space="preserve"> Los componentes de la interfaz del estudiante escuchan los cambios de tipo UPDATE en la tabla </w:t>
+      </w:r>
+      <w:proofErr w:type="spellStart"/>
+      <w:r>
+        <w:rPr>
+          <w:rFonts w:ascii="Arial" w:hAnsi="Arial" w:cs="Arial"/>
+          <w:sz w:val="24"/>
+          <w:szCs w:val="24"/>
+        </w:rPr>
+        <w:t>applications</w:t>
+      </w:r>
+      <w:proofErr w:type="spellEnd"/>
+      <w:r>
+        <w:rPr>
+          <w:rFonts w:ascii="Arial" w:hAnsi="Arial" w:cs="Arial"/>
+          <w:sz w:val="24"/>
+          <w:szCs w:val="24"/>
+        </w:rPr>
+        <w:t>. Cuando una empresa cambia el estado de su postulación (</w:t>
+      </w:r>
+      <w:proofErr w:type="spellStart"/>
+      <w:r>
+        <w:rPr>
+          <w:rFonts w:ascii="Arial" w:hAnsi="Arial" w:cs="Arial"/>
+          <w:sz w:val="24"/>
+          <w:szCs w:val="24"/>
+        </w:rPr>
+        <w:t>ej</w:t>
+      </w:r>
+      <w:proofErr w:type="spellEnd"/>
+      <w:r>
+        <w:rPr>
+          <w:rFonts w:ascii="Arial" w:hAnsi="Arial" w:cs="Arial"/>
+          <w:sz w:val="24"/>
+          <w:szCs w:val="24"/>
+        </w:rPr>
+        <w:t>: a 'interview'), el usuario recibe una alerta visual instantánea en su pantalla sin recargar.</w:t>
       </w:r>
     </w:p>
     <w:p>
@@ -2389,64 +3898,56 @@
           <w:sz w:val="24"/>
           <w:szCs w:val="24"/>
         </w:rPr>
-        <w:t xml:space="preserve"> El panel corporativo escucha cambios de tipo INSERT en la tabla applications, actualizando en vivo los contadores de aspirantes cuando un alumno aplica a su oferta de empleo.</w:t>
-      </w:r>
-    </w:p>
-    <w:p>
-      <w:pPr>
-        <w:jc w:val="both"/>
-        <w:rPr>
-          <w:rFonts w:ascii="Arial" w:hAnsi="Arial" w:cs="Arial"/>
-          <w:sz w:val="24"/>
-          <w:szCs w:val="24"/>
-        </w:rPr>
-      </w:pPr>
-    </w:p>
-    <w:p>
-      <w:pPr>
-        <w:jc w:val="both"/>
-        <w:rPr>
-          <w:rFonts w:ascii="Arial" w:hAnsi="Arial" w:cs="Arial"/>
-          <w:sz w:val="24"/>
-          <w:szCs w:val="24"/>
-        </w:rPr>
-      </w:pPr>
-    </w:p>
-    <w:p>
-      <w:pPr>
-        <w:jc w:val="both"/>
-        <w:rPr>
-          <w:rFonts w:ascii="Arial" w:hAnsi="Arial" w:cs="Arial"/>
-          <w:sz w:val="24"/>
-          <w:szCs w:val="24"/>
-        </w:rPr>
-      </w:pPr>
-    </w:p>
-    <w:p>
-      <w:pPr>
-        <w:jc w:val="both"/>
-        <w:rPr>
-          <w:rFonts w:ascii="Arial" w:hAnsi="Arial" w:cs="Arial"/>
-          <w:sz w:val="24"/>
-          <w:szCs w:val="24"/>
-        </w:rPr>
-      </w:pPr>
-      <w:r>
-        <w:rPr>
-          <w:rFonts w:ascii="Arial" w:hAnsi="Arial" w:cs="Arial"/>
-          <w:sz w:val="24"/>
-          <w:szCs w:val="24"/>
-        </w:rPr>
-        <w:t xml:space="preserve">Link del repositorio: </w:t>
-      </w:r>
-      <w:r>
-        <w:rPr>
-          <w:rFonts w:ascii="Arial" w:hAnsi="Arial" w:cs="Arial"/>
-          <w:sz w:val="24"/>
-          <w:szCs w:val="24"/>
-        </w:rPr>
-        <w:t>https://github.com/DANIElPEZ/bolsa</w:t>
-      </w:r>
+        <w:t xml:space="preserve"> El panel corporativo escucha cambios de tipo INSERT en la tabla </w:t>
+      </w:r>
+      <w:proofErr w:type="spellStart"/>
+      <w:r>
+        <w:rPr>
+          <w:rFonts w:ascii="Arial" w:hAnsi="Arial" w:cs="Arial"/>
+          <w:sz w:val="24"/>
+          <w:szCs w:val="24"/>
+        </w:rPr>
+        <w:t>applications</w:t>
+      </w:r>
+      <w:proofErr w:type="spellEnd"/>
+      <w:r>
+        <w:rPr>
+          <w:rFonts w:ascii="Arial" w:hAnsi="Arial" w:cs="Arial"/>
+          <w:sz w:val="24"/>
+          <w:szCs w:val="24"/>
+        </w:rPr>
+        <w:t>, actualizando en vivo los contadores de aspirantes cuando un alumno aplica a su oferta de empleo.</w:t>
+      </w:r>
+    </w:p>
+    <w:p>
+      <w:pPr>
+        <w:jc w:val="both"/>
+        <w:rPr>
+          <w:rFonts w:ascii="Arial" w:hAnsi="Arial" w:cs="Arial"/>
+          <w:sz w:val="24"/>
+          <w:szCs w:val="24"/>
+        </w:rPr>
+      </w:pPr>
+    </w:p>
+    <w:p>
+      <w:pPr>
+        <w:jc w:val="both"/>
+        <w:rPr>
+          <w:rFonts w:ascii="Arial" w:hAnsi="Arial" w:cs="Arial"/>
+          <w:sz w:val="24"/>
+          <w:szCs w:val="24"/>
+        </w:rPr>
+      </w:pPr>
+    </w:p>
+    <w:p>
+      <w:pPr>
+        <w:jc w:val="both"/>
+        <w:rPr>
+          <w:rFonts w:ascii="Arial" w:hAnsi="Arial" w:cs="Arial"/>
+          <w:sz w:val="24"/>
+          <w:szCs w:val="24"/>
+        </w:rPr>
+      </w:pPr>
     </w:p>
     <w:p>
       <w:pPr>
@@ -2457,6 +3958,1837 @@
           <w:szCs w:val="24"/>
         </w:rPr>
       </w:pPr>
+      <w:proofErr w:type="gramStart"/>
+      <w:r>
+        <w:rPr>
+          <w:rFonts w:ascii="Arial" w:hAnsi="Arial" w:cs="Arial"/>
+          <w:sz w:val="24"/>
+          <w:szCs w:val="24"/>
+        </w:rPr>
+        <w:t>Link</w:t>
+      </w:r>
+      <w:proofErr w:type="gramEnd"/>
+      <w:r>
+        <w:rPr>
+          <w:rFonts w:ascii="Arial" w:hAnsi="Arial" w:cs="Arial"/>
+          <w:sz w:val="24"/>
+          <w:szCs w:val="24"/>
+        </w:rPr>
+        <w:t xml:space="preserve"> del repositorio: </w:t>
+      </w:r>
+      <w:hyperlink r:id="rId5" w:history="1">
+        <w:r>
+          <w:rPr>
+            <w:rStyle w:val="Hipervnculo"/>
+            <w:rFonts w:ascii="Arial" w:hAnsi="Arial" w:cs="Arial"/>
+            <w:sz w:val="24"/>
+            <w:szCs w:val="24"/>
+          </w:rPr>
+          <w:t>https://github.com/DANIElPEZ/bolsa</w:t>
+        </w:r>
+      </w:hyperlink>
+      <w:r>
+        <w:rPr>
+          <w:rFonts w:ascii="Arial" w:hAnsi="Arial" w:cs="Arial"/>
+          <w:sz w:val="24"/>
+          <w:szCs w:val="24"/>
+        </w:rPr>
+        <w:br/>
+      </w:r>
+      <w:r>
+        <w:rPr>
+          <w:rFonts w:ascii="Arial" w:hAnsi="Arial" w:cs="Arial"/>
+          <w:sz w:val="24"/>
+          <w:szCs w:val="24"/>
+        </w:rPr>
+        <w:br/>
+      </w:r>
+      <w:r>
+        <w:rPr>
+          <w:rFonts w:ascii="Arial" w:hAnsi="Arial" w:cs="Arial"/>
+          <w:sz w:val="24"/>
+          <w:szCs w:val="24"/>
+        </w:rPr>
+        <w:br/>
+      </w:r>
+    </w:p>
+    <w:p>
+      <w:pPr>
+        <w:jc w:val="both"/>
+        <w:rPr>
+          <w:rFonts w:ascii="Arial" w:hAnsi="Arial" w:cs="Arial"/>
+          <w:sz w:val="24"/>
+          <w:szCs w:val="24"/>
+        </w:rPr>
+      </w:pPr>
+      <w:r>
+        <w:rPr>
+          <w:rFonts w:ascii="Arial" w:hAnsi="Arial" w:cs="Arial"/>
+          <w:sz w:val="24"/>
+          <w:szCs w:val="24"/>
+        </w:rPr>
+        <w:lastRenderedPageBreak/>
+        <w:t xml:space="preserve">Para este proyecto decidimos usar </w:t>
+      </w:r>
+      <w:proofErr w:type="spellStart"/>
+      <w:r>
+        <w:rPr>
+          <w:rFonts w:ascii="Arial" w:hAnsi="Arial" w:cs="Arial"/>
+          <w:sz w:val="24"/>
+          <w:szCs w:val="24"/>
+        </w:rPr>
+        <w:t>Supabase</w:t>
+      </w:r>
+      <w:proofErr w:type="spellEnd"/>
+      <w:r>
+        <w:rPr>
+          <w:rFonts w:ascii="Arial" w:hAnsi="Arial" w:cs="Arial"/>
+          <w:sz w:val="24"/>
+          <w:szCs w:val="24"/>
+        </w:rPr>
+        <w:t xml:space="preserve">, que funciona como el motor central de la aplicación en la nube. En lugar de tener que alquilar servidores caros, configurar bases de datos desde cero y programar sistemas complejos para proteger las contraseñas, </w:t>
+      </w:r>
+      <w:proofErr w:type="spellStart"/>
+      <w:r>
+        <w:rPr>
+          <w:rFonts w:ascii="Arial" w:hAnsi="Arial" w:cs="Arial"/>
+          <w:sz w:val="24"/>
+          <w:szCs w:val="24"/>
+        </w:rPr>
+        <w:t>Supabase</w:t>
+      </w:r>
+      <w:proofErr w:type="spellEnd"/>
+      <w:r>
+        <w:rPr>
+          <w:rFonts w:ascii="Arial" w:hAnsi="Arial" w:cs="Arial"/>
+          <w:sz w:val="24"/>
+          <w:szCs w:val="24"/>
+        </w:rPr>
+        <w:t xml:space="preserve"> nos da tres herramientas listas para usar:</w:t>
+      </w:r>
+    </w:p>
+    <w:p>
+      <w:pPr>
+        <w:jc w:val="both"/>
+        <w:rPr>
+          <w:rFonts w:ascii="Arial" w:hAnsi="Arial" w:cs="Arial"/>
+          <w:sz w:val="24"/>
+          <w:szCs w:val="24"/>
+        </w:rPr>
+      </w:pPr>
+    </w:p>
+    <w:p>
+      <w:pPr>
+        <w:jc w:val="both"/>
+        <w:rPr>
+          <w:rFonts w:ascii="Arial" w:hAnsi="Arial" w:cs="Arial"/>
+          <w:sz w:val="24"/>
+          <w:szCs w:val="24"/>
+        </w:rPr>
+      </w:pPr>
+      <w:r>
+        <w:rPr>
+          <w:rFonts w:ascii="Arial" w:hAnsi="Arial" w:cs="Arial"/>
+          <w:sz w:val="24"/>
+          <w:szCs w:val="24"/>
+        </w:rPr>
+        <w:t>La Base de Datos: El archivador digital donde se guardan las ofertas de empleo, las empresas y las postulaciones de los estudiantes de UNIPAZ.</w:t>
+      </w:r>
+    </w:p>
+    <w:p>
+      <w:pPr>
+        <w:jc w:val="both"/>
+        <w:rPr>
+          <w:rFonts w:ascii="Arial" w:hAnsi="Arial" w:cs="Arial"/>
+          <w:sz w:val="24"/>
+          <w:szCs w:val="24"/>
+        </w:rPr>
+      </w:pPr>
+    </w:p>
+    <w:p>
+      <w:pPr>
+        <w:jc w:val="both"/>
+        <w:rPr>
+          <w:rFonts w:ascii="Arial" w:hAnsi="Arial" w:cs="Arial"/>
+          <w:sz w:val="24"/>
+          <w:szCs w:val="24"/>
+        </w:rPr>
+      </w:pPr>
+      <w:r>
+        <w:rPr>
+          <w:rFonts w:ascii="Arial" w:hAnsi="Arial" w:cs="Arial"/>
+          <w:sz w:val="24"/>
+          <w:szCs w:val="24"/>
+        </w:rPr>
+        <w:t>El Sistema de Seguridad (Auth): Se encarga de controlar quién entra a la página, validar los correos, proteger las contraseñas y permitir que los estudiantes inicien sesión de forma segura usando directamente su cuenta institucional de Google.</w:t>
+      </w:r>
+    </w:p>
+    <w:p>
+      <w:pPr>
+        <w:jc w:val="both"/>
+        <w:rPr>
+          <w:rFonts w:ascii="Arial" w:hAnsi="Arial" w:cs="Arial"/>
+          <w:sz w:val="24"/>
+          <w:szCs w:val="24"/>
+        </w:rPr>
+      </w:pPr>
+    </w:p>
+    <w:p>
+      <w:pPr>
+        <w:jc w:val="both"/>
+        <w:rPr>
+          <w:rFonts w:ascii="Arial" w:hAnsi="Arial" w:cs="Arial"/>
+          <w:sz w:val="24"/>
+          <w:szCs w:val="24"/>
+        </w:rPr>
+      </w:pPr>
+      <w:r>
+        <w:rPr>
+          <w:rFonts w:ascii="Arial" w:hAnsi="Arial" w:cs="Arial"/>
+          <w:sz w:val="24"/>
+          <w:szCs w:val="24"/>
+        </w:rPr>
+        <w:t>El Almacén de Archivos (Storage): El espacio seguro en la nube donde se guardarán los archivos en formato PDF de las hojas de vida de los estudiantes.</w:t>
+      </w:r>
+    </w:p>
+    <w:p>
+      <w:pPr>
+        <w:jc w:val="both"/>
+        <w:rPr>
+          <w:rFonts w:ascii="Arial" w:hAnsi="Arial" w:cs="Arial"/>
+          <w:sz w:val="24"/>
+          <w:szCs w:val="24"/>
+        </w:rPr>
+      </w:pPr>
+    </w:p>
+    <w:p>
+      <w:pPr>
+        <w:jc w:val="center"/>
+        <w:rPr>
+          <w:rFonts w:ascii="Arial" w:hAnsi="Arial" w:cs="Arial"/>
+          <w:sz w:val="24"/>
+          <w:szCs w:val="24"/>
+        </w:rPr>
+      </w:pPr>
+      <w:r>
+        <w:rPr>
+          <w:rFonts w:ascii="Arial" w:hAnsi="Arial" w:cs="Arial"/>
+          <w:noProof/>
+          <w:sz w:val="24"/>
+          <w:szCs w:val="24"/>
+        </w:rPr>
+        <w:drawing>
+          <wp:inline distT="0" distB="0" distL="0" distR="0" wp14:anchorId="3E3DA2AD" wp14:editId="1693A6B2">
+            <wp:extent cx="6133259" cy="3486150"/>
+            <wp:effectExtent l="0" t="0" r="1270" b="0"/>
+            <wp:docPr id="518471436" name="Imagen 8"/>
+            <wp:cNvGraphicFramePr>
+              <a:graphicFrameLocks xmlns:a="http://schemas.openxmlformats.org/drawingml/2006/main" noChangeAspect="1"/>
+            </wp:cNvGraphicFramePr>
+            <a:graphic xmlns:a="http://schemas.openxmlformats.org/drawingml/2006/main">
+              <a:graphicData uri="http://schemas.openxmlformats.org/drawingml/2006/picture">
+                <pic:pic xmlns:pic="http://schemas.openxmlformats.org/drawingml/2006/picture">
+                  <pic:nvPicPr>
+                    <pic:cNvPr id="0" name="Picture 4"/>
+                    <pic:cNvPicPr>
+                      <a:picLocks noChangeAspect="1" noChangeArrowheads="1"/>
+                    </pic:cNvPicPr>
+                  </pic:nvPicPr>
+                  <pic:blipFill>
+                    <a:blip r:embed="rId6">
+                      <a:extLst>
+                        <a:ext uri="{28A0092B-C50C-407E-A947-70E740481C1C}">
+                          <a14:useLocalDpi xmlns:a14="http://schemas.microsoft.com/office/drawing/2010/main" val="0"/>
+                        </a:ext>
+                      </a:extLst>
+                    </a:blip>
+                    <a:srcRect/>
+                    <a:stretch>
+                      <a:fillRect/>
+                    </a:stretch>
+                  </pic:blipFill>
+                  <pic:spPr bwMode="auto">
+                    <a:xfrm>
+                      <a:off x="0" y="0"/>
+                      <a:ext cx="6161148" cy="3502002"/>
+                    </a:xfrm>
+                    <a:prstGeom prst="rect">
+                      <a:avLst/>
+                    </a:prstGeom>
+                    <a:noFill/>
+                  </pic:spPr>
+                </pic:pic>
+              </a:graphicData>
+            </a:graphic>
+          </wp:inline>
+        </w:drawing>
+      </w:r>
+    </w:p>
+    <w:p>
+      <w:pPr>
+        <w:jc w:val="both"/>
+        <w:rPr>
+          <w:rFonts w:ascii="Arial" w:hAnsi="Arial" w:cs="Arial"/>
+          <w:sz w:val="24"/>
+          <w:szCs w:val="24"/>
+        </w:rPr>
+      </w:pPr>
+    </w:p>
+    <w:p>
+      <w:pPr>
+        <w:jc w:val="both"/>
+        <w:rPr>
+          <w:rFonts w:ascii="Arial" w:hAnsi="Arial" w:cs="Arial"/>
+          <w:sz w:val="24"/>
+          <w:szCs w:val="24"/>
+        </w:rPr>
+      </w:pPr>
+    </w:p>
+    <w:p>
+      <w:pPr>
+        <w:jc w:val="both"/>
+        <w:rPr>
+          <w:rFonts w:ascii="Arial" w:hAnsi="Arial" w:cs="Arial"/>
+          <w:sz w:val="24"/>
+          <w:szCs w:val="24"/>
+        </w:rPr>
+      </w:pPr>
+    </w:p>
+    <w:p>
+      <w:pPr>
+        <w:jc w:val="both"/>
+        <w:rPr>
+          <w:rFonts w:ascii="Arial" w:hAnsi="Arial" w:cs="Arial"/>
+          <w:sz w:val="24"/>
+          <w:szCs w:val="24"/>
+        </w:rPr>
+      </w:pPr>
+      <w:r>
+        <w:rPr>
+          <w:rFonts w:ascii="Arial" w:hAnsi="Arial" w:cs="Arial"/>
+          <w:sz w:val="24"/>
+          <w:szCs w:val="24"/>
+        </w:rPr>
+        <w:lastRenderedPageBreak/>
+        <w:br/>
+      </w:r>
+      <w:r>
+        <w:rPr>
+          <w:noProof/>
+        </w:rPr>
+        <mc:AlternateContent>
+          <mc:Choice Requires="wps">
+            <w:drawing>
+              <wp:inline distT="0" distB="0" distL="0" distR="0" wp14:anchorId="482A5AA1" wp14:editId="27675C28">
+                <wp:extent cx="304800" cy="304800"/>
+                <wp:effectExtent l="0" t="0" r="0" b="0"/>
+                <wp:docPr id="1649191745" name="Rectángulo 1"/>
+                <wp:cNvGraphicFramePr>
+                  <a:graphicFrameLocks xmlns:a="http://schemas.openxmlformats.org/drawingml/2006/main" noChangeAspect="1"/>
+                </wp:cNvGraphicFramePr>
+                <a:graphic xmlns:a="http://schemas.openxmlformats.org/drawingml/2006/main">
+                  <a:graphicData uri="http://schemas.microsoft.com/office/word/2010/wordprocessingShape">
+                    <wps:wsp>
+                      <wps:cNvSpPr>
+                        <a:spLocks noChangeAspect="1" noChangeArrowheads="1"/>
+                      </wps:cNvSpPr>
+                      <wps:spPr bwMode="auto">
+                        <a:xfrm>
+                          <a:off x="0" y="0"/>
+                          <a:ext cx="304800" cy="304800"/>
+                        </a:xfrm>
+                        <a:prstGeom prst="rect">
+                          <a:avLst/>
+                        </a:prstGeom>
+                        <a:noFill/>
+                        <a:ln>
+                          <a:noFill/>
+                        </a:ln>
+                        <a:extLst>
+                          <a:ext uri="{909E8E84-426E-40DD-AFC4-6F175D3DCCD1}">
+                            <a14:hiddenFill xmlns:a14="http://schemas.microsoft.com/office/drawing/2010/main">
+                              <a:solidFill>
+                                <a:srgbClr val="FFFFFF"/>
+                              </a:solidFill>
+                            </a14:hiddenFill>
+                          </a:ext>
+                          <a:ext uri="{91240B29-F687-4F45-9708-019B960494DF}">
+                            <a14:hiddenLine xmlns:a14="http://schemas.microsoft.com/office/drawing/2010/main" w="9525">
+                              <a:solidFill>
+                                <a:srgbClr val="000000"/>
+                              </a:solidFill>
+                              <a:miter lim="800000"/>
+                              <a:headEnd/>
+                              <a:tailEnd/>
+                            </a14:hiddenLine>
+                          </a:ext>
+                        </a:extLst>
+                      </wps:spPr>
+                      <wps:bodyPr rot="0" vert="horz" wrap="square" lIns="91440" tIns="45720" rIns="91440" bIns="45720" anchor="t" anchorCtr="0" upright="1">
+                        <a:noAutofit/>
+                      </wps:bodyPr>
+                    </wps:wsp>
+                  </a:graphicData>
+                </a:graphic>
+              </wp:inline>
+            </w:drawing>
+          </mc:Choice>
+          <mc:Fallback>
+            <w:pict>
+              <v:rect w14:anchorId="4D7B5DF0" id="Rectángulo 1" o:spid="_x0000_s1026" style="width:24pt;height:24pt;visibility:visible;mso-wrap-style:square;mso-left-percent:-10001;mso-top-percent:-10001;mso-position-horizontal:absolute;mso-position-horizontal-relative:char;mso-position-vertical:absolute;mso-position-vertical-relative:line;mso-left-percent:-10001;mso-top-percent:-10001;v-text-anchor:top" o:gfxdata="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" filled="f" stroked="f">
+                <o:lock v:ext="edit" aspectratio="t"/>
+                <w10:anchorlock/>
+              </v:rect>
+            </w:pict>
+          </mc:Fallback>
+        </mc:AlternateContent>
+      </w:r>
+      <w:r>
+        <w:rPr>
+          <w:noProof/>
+        </w:rPr>
+        <mc:AlternateContent>
+          <mc:Choice Requires="wps">
+            <w:drawing>
+              <wp:inline distT="0" distB="0" distL="0" distR="0" wp14:anchorId="169F2544" wp14:editId="4300CE19">
+                <wp:extent cx="304800" cy="304800"/>
+                <wp:effectExtent l="0" t="0" r="0" b="0"/>
+                <wp:docPr id="1249842566" name="Rectángulo 2"/>
+                <wp:cNvGraphicFramePr>
+                  <a:graphicFrameLocks xmlns:a="http://schemas.openxmlformats.org/drawingml/2006/main" noChangeAspect="1"/>
+                </wp:cNvGraphicFramePr>
+                <a:graphic xmlns:a="http://schemas.openxmlformats.org/drawingml/2006/main">
+                  <a:graphicData uri="http://schemas.microsoft.com/office/word/2010/wordprocessingShape">
+                    <wps:wsp>
+                      <wps:cNvSpPr>
+                        <a:spLocks noChangeAspect="1" noChangeArrowheads="1"/>
+                      </wps:cNvSpPr>
+                      <wps:spPr bwMode="auto">
+                        <a:xfrm>
+                          <a:off x="0" y="0"/>
+                          <a:ext cx="304800" cy="304800"/>
+                        </a:xfrm>
+                        <a:prstGeom prst="rect">
+                          <a:avLst/>
+                        </a:prstGeom>
+                        <a:noFill/>
+                        <a:ln>
+                          <a:noFill/>
+                        </a:ln>
+                        <a:extLst>
+                          <a:ext uri="{909E8E84-426E-40DD-AFC4-6F175D3DCCD1}">
+                            <a14:hiddenFill xmlns:a14="http://schemas.microsoft.com/office/drawing/2010/main">
+                              <a:solidFill>
+                                <a:srgbClr val="FFFFFF"/>
+                              </a:solidFill>
+                            </a14:hiddenFill>
+                          </a:ext>
+                          <a:ext uri="{91240B29-F687-4F45-9708-019B960494DF}">
+                            <a14:hiddenLine xmlns:a14="http://schemas.microsoft.com/office/drawing/2010/main" w="9525">
+                              <a:solidFill>
+                                <a:srgbClr val="000000"/>
+                              </a:solidFill>
+                              <a:miter lim="800000"/>
+                              <a:headEnd/>
+                              <a:tailEnd/>
+                            </a14:hiddenLine>
+                          </a:ext>
+                        </a:extLst>
+                      </wps:spPr>
+                      <wps:bodyPr rot="0" vert="horz" wrap="square" lIns="91440" tIns="45720" rIns="91440" bIns="45720" anchor="t" anchorCtr="0" upright="1">
+                        <a:noAutofit/>
+                      </wps:bodyPr>
+                    </wps:wsp>
+                  </a:graphicData>
+                </a:graphic>
+              </wp:inline>
+            </w:drawing>
+          </mc:Choice>
+          <mc:Fallback>
+            <w:pict>
+              <v:rect w14:anchorId="0444D7F0" id="Rectángulo 2" o:spid="_x0000_s1026" style="width:24pt;height:24pt;visibility:visible;mso-wrap-style:square;mso-left-percent:-10001;mso-top-percent:-10001;mso-position-horizontal:absolute;mso-position-horizontal-relative:char;mso-position-vertical:absolute;mso-position-vertical-relative:line;mso-left-percent:-10001;mso-top-percent:-10001;v-text-anchor:top" o:gfxdata="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" filled="f" stroked="f">
+                <o:lock v:ext="edit" aspectratio="t"/>
+                <w10:anchorlock/>
+              </v:rect>
+            </w:pict>
+          </mc:Fallback>
+        </mc:AlternateContent>
+      </w:r>
+    </w:p>
+    <w:p>
+      <w:pPr>
+        <w:jc w:val="both"/>
+        <w:rPr>
+          <w:rFonts w:ascii="Arial" w:hAnsi="Arial" w:cs="Arial"/>
+          <w:sz w:val="24"/>
+          <w:szCs w:val="24"/>
+        </w:rPr>
+      </w:pPr>
+      <w:r>
+        <w:rPr>
+          <w:rFonts w:ascii="Arial" w:hAnsi="Arial" w:cs="Arial"/>
+          <w:sz w:val="24"/>
+          <w:szCs w:val="24"/>
+        </w:rPr>
+        <w:t>2. Estructura del Código: ¿Dónde está cada cosa?</w:t>
+      </w:r>
+    </w:p>
+    <w:p>
+      <w:pPr>
+        <w:jc w:val="both"/>
+        <w:rPr>
+          <w:rFonts w:ascii="Arial" w:hAnsi="Arial" w:cs="Arial"/>
+          <w:sz w:val="24"/>
+          <w:szCs w:val="24"/>
+        </w:rPr>
+      </w:pPr>
+      <w:r>
+        <w:rPr>
+          <w:rFonts w:ascii="Arial" w:hAnsi="Arial" w:cs="Arial"/>
+          <w:sz w:val="24"/>
+          <w:szCs w:val="24"/>
+        </w:rPr>
+        <w:t>Para que el proyecto sea ordenado y fácil de mantener en el futuro, organizamos el código del programa dividiendo la interfaz visual de las funciones internas del sistema. La estructura quedó así:</w:t>
+      </w:r>
+    </w:p>
+    <w:p>
+      <w:pPr>
+        <w:jc w:val="both"/>
+        <w:rPr>
+          <w:rFonts w:ascii="Arial" w:hAnsi="Arial" w:cs="Arial"/>
+          <w:sz w:val="24"/>
+          <w:szCs w:val="24"/>
+        </w:rPr>
+      </w:pPr>
+    </w:p>
+    <w:p>
+      <w:pPr>
+        <w:jc w:val="both"/>
+        <w:rPr>
+          <w:rFonts w:ascii="Arial" w:hAnsi="Arial" w:cs="Arial"/>
+          <w:sz w:val="24"/>
+          <w:szCs w:val="24"/>
+        </w:rPr>
+      </w:pPr>
+      <w:r>
+        <w:rPr>
+          <w:rFonts w:ascii="Arial" w:hAnsi="Arial" w:cs="Arial"/>
+          <w:sz w:val="24"/>
+          <w:szCs w:val="24"/>
+        </w:rPr>
+        <w:t xml:space="preserve">Carpeta </w:t>
+      </w:r>
+      <w:proofErr w:type="gramStart"/>
+      <w:r>
+        <w:rPr>
+          <w:rFonts w:ascii="Arial" w:hAnsi="Arial" w:cs="Arial"/>
+          <w:sz w:val="24"/>
+          <w:szCs w:val="24"/>
+        </w:rPr>
+        <w:t>app</w:t>
+      </w:r>
+      <w:proofErr w:type="gramEnd"/>
+      <w:r>
+        <w:rPr>
+          <w:rFonts w:ascii="Arial" w:hAnsi="Arial" w:cs="Arial"/>
+          <w:sz w:val="24"/>
+          <w:szCs w:val="24"/>
+        </w:rPr>
+        <w:t>/ (La Fachada Visual): Aquí adentro están guardadas únicamente las páginas web que el usuario puede ver en su pantalla. Cada carpeta representa una sección de la Bolsa de Empleo (la página de inicio con las ofertas, la pantalla para iniciar sesión, la de registro de empresas y el panel de control privado del estudiante).</w:t>
+      </w:r>
+    </w:p>
+    <w:p>
+      <w:pPr>
+        <w:jc w:val="both"/>
+        <w:rPr>
+          <w:rFonts w:ascii="Arial" w:hAnsi="Arial" w:cs="Arial"/>
+          <w:sz w:val="24"/>
+          <w:szCs w:val="24"/>
+        </w:rPr>
+      </w:pPr>
+    </w:p>
+    <w:p>
+      <w:pPr>
+        <w:jc w:val="both"/>
+        <w:rPr>
+          <w:rFonts w:ascii="Arial" w:hAnsi="Arial" w:cs="Arial"/>
+          <w:sz w:val="24"/>
+          <w:szCs w:val="24"/>
+        </w:rPr>
+      </w:pPr>
+      <w:r>
+        <w:rPr>
+          <w:rFonts w:ascii="Arial" w:hAnsi="Arial" w:cs="Arial"/>
+          <w:sz w:val="24"/>
+          <w:szCs w:val="24"/>
+        </w:rPr>
+        <w:t xml:space="preserve">Carpeta </w:t>
+      </w:r>
+      <w:proofErr w:type="spellStart"/>
+      <w:r>
+        <w:rPr>
+          <w:rFonts w:ascii="Arial" w:hAnsi="Arial" w:cs="Arial"/>
+          <w:sz w:val="24"/>
+          <w:szCs w:val="24"/>
+        </w:rPr>
+        <w:t>src</w:t>
+      </w:r>
+      <w:proofErr w:type="spellEnd"/>
+      <w:r>
+        <w:rPr>
+          <w:rFonts w:ascii="Arial" w:hAnsi="Arial" w:cs="Arial"/>
+          <w:sz w:val="24"/>
+          <w:szCs w:val="24"/>
+        </w:rPr>
+        <w:t xml:space="preserve">/ (El Cerebro del Sistema): Aquí guardamos los "complementos". Es donde pusimos la conexión oficial con </w:t>
+      </w:r>
+      <w:proofErr w:type="spellStart"/>
+      <w:r>
+        <w:rPr>
+          <w:rFonts w:ascii="Arial" w:hAnsi="Arial" w:cs="Arial"/>
+          <w:sz w:val="24"/>
+          <w:szCs w:val="24"/>
+        </w:rPr>
+        <w:t>Supabase</w:t>
+      </w:r>
+      <w:proofErr w:type="spellEnd"/>
+      <w:r>
+        <w:rPr>
+          <w:rFonts w:ascii="Arial" w:hAnsi="Arial" w:cs="Arial"/>
+          <w:sz w:val="24"/>
+          <w:szCs w:val="24"/>
+        </w:rPr>
+        <w:t xml:space="preserve"> y las instrucciones exactas de qué debe pasar cuando un usuario presiona un botón (por ejemplo, validar si la contraseña coincide o conectar con Google).</w:t>
+      </w:r>
+    </w:p>
+    <w:p>
+      <w:pPr>
+        <w:jc w:val="both"/>
+        <w:rPr>
+          <w:rFonts w:ascii="Arial" w:hAnsi="Arial" w:cs="Arial"/>
+          <w:sz w:val="24"/>
+          <w:szCs w:val="24"/>
+        </w:rPr>
+      </w:pPr>
+      <w:r>
+        <w:rPr>
+          <w:rFonts w:ascii="Arial" w:hAnsi="Arial" w:cs="Arial"/>
+          <w:noProof/>
+          <w:sz w:val="24"/>
+          <w:szCs w:val="24"/>
+        </w:rPr>
+        <w:drawing>
+          <wp:inline distT="0" distB="0" distL="0" distR="0" wp14:anchorId="62D1EE99" wp14:editId="5D72D9F1">
+            <wp:extent cx="5612130" cy="3202166"/>
+            <wp:effectExtent l="0" t="0" r="7620" b="0"/>
+            <wp:docPr id="822141125" name="Imagen 4"/>
+            <wp:cNvGraphicFramePr>
+              <a:graphicFrameLocks xmlns:a="http://schemas.openxmlformats.org/drawingml/2006/main" noChangeAspect="1"/>
+            </wp:cNvGraphicFramePr>
+            <a:graphic xmlns:a="http://schemas.openxmlformats.org/drawingml/2006/main">
+              <a:graphicData uri="http://schemas.openxmlformats.org/drawingml/2006/picture">
+                <pic:pic xmlns:pic="http://schemas.openxmlformats.org/drawingml/2006/picture">
+                  <pic:nvPicPr>
+                    <pic:cNvPr id="0" name="Picture 2"/>
+                    <pic:cNvPicPr>
+                      <a:picLocks noChangeAspect="1" noChangeArrowheads="1"/>
+                    </pic:cNvPicPr>
+                  </pic:nvPicPr>
+                  <pic:blipFill>
+                    <a:blip r:embed="rId7">
+                      <a:extLst>
+                        <a:ext uri="{28A0092B-C50C-407E-A947-70E740481C1C}">
+                          <a14:useLocalDpi xmlns:a14="http://schemas.microsoft.com/office/drawing/2010/main" val="0"/>
+                        </a:ext>
+                      </a:extLst>
+                    </a:blip>
+                    <a:srcRect/>
+                    <a:stretch>
+                      <a:fillRect/>
+                    </a:stretch>
+                  </pic:blipFill>
+                  <pic:spPr bwMode="auto">
+                    <a:xfrm>
+                      <a:off x="0" y="0"/>
+                      <a:ext cx="5612130" cy="3202166"/>
+                    </a:xfrm>
+                    <a:prstGeom prst="rect">
+                      <a:avLst/>
+                    </a:prstGeom>
+                    <a:noFill/>
+                  </pic:spPr>
+                </pic:pic>
+              </a:graphicData>
+            </a:graphic>
+          </wp:inline>
+        </w:drawing>
+      </w:r>
+    </w:p>
+    <w:p>
+      <w:pPr>
+        <w:jc w:val="both"/>
+        <w:rPr>
+          <w:rFonts w:ascii="Arial" w:hAnsi="Arial" w:cs="Arial"/>
+          <w:sz w:val="24"/>
+          <w:szCs w:val="24"/>
+        </w:rPr>
+      </w:pPr>
+      <w:r>
+        <w:rPr>
+          <w:rFonts w:ascii="Arial" w:hAnsi="Arial" w:cs="Arial"/>
+          <w:sz w:val="24"/>
+          <w:szCs w:val="24"/>
+        </w:rPr>
+        <w:t>3. Resumen de las Páginas y Funciones que ya programamos</w:t>
+      </w:r>
+    </w:p>
+    <w:p>
+      <w:pPr>
+        <w:jc w:val="both"/>
+        <w:rPr>
+          <w:rFonts w:ascii="Arial" w:hAnsi="Arial" w:cs="Arial"/>
+          <w:sz w:val="24"/>
+          <w:szCs w:val="24"/>
+        </w:rPr>
+      </w:pPr>
+      <w:r>
+        <w:rPr>
+          <w:rFonts w:ascii="Arial" w:hAnsi="Arial" w:cs="Arial"/>
+          <w:sz w:val="24"/>
+          <w:szCs w:val="24"/>
+        </w:rPr>
+        <w:t>Hasta el momento, hemos desarrollado las siguientes piezas clave del sistema:</w:t>
+      </w:r>
+    </w:p>
+    <w:p>
+      <w:pPr>
+        <w:jc w:val="both"/>
+        <w:rPr>
+          <w:rFonts w:ascii="Arial" w:hAnsi="Arial" w:cs="Arial"/>
+          <w:sz w:val="24"/>
+          <w:szCs w:val="24"/>
+        </w:rPr>
+      </w:pPr>
+    </w:p>
+    <w:p>
+      <w:pPr>
+        <w:jc w:val="both"/>
+        <w:rPr>
+          <w:rFonts w:ascii="Arial" w:hAnsi="Arial" w:cs="Arial"/>
+          <w:sz w:val="24"/>
+          <w:szCs w:val="24"/>
+        </w:rPr>
+      </w:pPr>
+      <w:r>
+        <w:rPr>
+          <w:rFonts w:ascii="Arial" w:hAnsi="Arial" w:cs="Arial"/>
+          <w:sz w:val="24"/>
+          <w:szCs w:val="24"/>
+        </w:rPr>
+        <w:lastRenderedPageBreak/>
+        <w:t>Página de Inicio Pública (app/</w:t>
+      </w:r>
+      <w:proofErr w:type="spellStart"/>
+      <w:r>
+        <w:rPr>
+          <w:rFonts w:ascii="Arial" w:hAnsi="Arial" w:cs="Arial"/>
+          <w:sz w:val="24"/>
+          <w:szCs w:val="24"/>
+        </w:rPr>
+        <w:t>page.tsx</w:t>
+      </w:r>
+      <w:proofErr w:type="spellEnd"/>
+      <w:r>
+        <w:rPr>
+          <w:rFonts w:ascii="Arial" w:hAnsi="Arial" w:cs="Arial"/>
+          <w:sz w:val="24"/>
+          <w:szCs w:val="24"/>
+        </w:rPr>
+        <w:t>): Es la cartelera principal de la Bolsa de Empleo. Muestra de forma estética (con el color verde institucional de UNIPAZ) las ofertas laborales disponibles y cuenta con un buscador inteligente para que cualquier persona filtre las vacantes por nombre o por modalidad (si es trabajo presencial, remoto o híbrido).</w:t>
+      </w:r>
+    </w:p>
+    <w:p>
+      <w:pPr>
+        <w:jc w:val="both"/>
+        <w:rPr>
+          <w:rFonts w:ascii="Arial" w:hAnsi="Arial" w:cs="Arial"/>
+          <w:sz w:val="24"/>
+          <w:szCs w:val="24"/>
+        </w:rPr>
+      </w:pPr>
+    </w:p>
+    <w:p>
+      <w:pPr>
+        <w:jc w:val="both"/>
+        <w:rPr>
+          <w:rFonts w:ascii="Arial" w:hAnsi="Arial" w:cs="Arial"/>
+          <w:sz w:val="24"/>
+          <w:szCs w:val="24"/>
+        </w:rPr>
+      </w:pPr>
+      <w:r>
+        <w:rPr>
+          <w:rFonts w:ascii="Arial" w:hAnsi="Arial" w:cs="Arial"/>
+          <w:sz w:val="24"/>
+          <w:szCs w:val="24"/>
+        </w:rPr>
+        <w:t>Pantalla de Acceso (app/</w:t>
+      </w:r>
+      <w:proofErr w:type="spellStart"/>
+      <w:r>
+        <w:rPr>
+          <w:rFonts w:ascii="Arial" w:hAnsi="Arial" w:cs="Arial"/>
+          <w:sz w:val="24"/>
+          <w:szCs w:val="24"/>
+        </w:rPr>
+        <w:t>login</w:t>
+      </w:r>
+      <w:proofErr w:type="spellEnd"/>
+      <w:r>
+        <w:rPr>
+          <w:rFonts w:ascii="Arial" w:hAnsi="Arial" w:cs="Arial"/>
+          <w:sz w:val="24"/>
+          <w:szCs w:val="24"/>
+        </w:rPr>
+        <w:t>/</w:t>
+      </w:r>
+      <w:proofErr w:type="spellStart"/>
+      <w:r>
+        <w:rPr>
+          <w:rFonts w:ascii="Arial" w:hAnsi="Arial" w:cs="Arial"/>
+          <w:sz w:val="24"/>
+          <w:szCs w:val="24"/>
+        </w:rPr>
+        <w:t>page.tsx</w:t>
+      </w:r>
+      <w:proofErr w:type="spellEnd"/>
+      <w:r>
+        <w:rPr>
+          <w:rFonts w:ascii="Arial" w:hAnsi="Arial" w:cs="Arial"/>
+          <w:sz w:val="24"/>
+          <w:szCs w:val="24"/>
+        </w:rPr>
+        <w:t>): La puerta de entrada al sistema. Tiene un botón especial para que los estudiantes ingresen con un solo clic usando su correo de Google, y un formulario tradicional con correo y contraseña para las empresas aliadas y los administradores.</w:t>
+      </w:r>
+    </w:p>
+    <w:p>
+      <w:pPr>
+        <w:jc w:val="both"/>
+        <w:rPr>
+          <w:rFonts w:ascii="Arial" w:hAnsi="Arial" w:cs="Arial"/>
+          <w:sz w:val="24"/>
+          <w:szCs w:val="24"/>
+        </w:rPr>
+      </w:pPr>
+    </w:p>
+    <w:p>
+      <w:pPr>
+        <w:jc w:val="both"/>
+        <w:rPr>
+          <w:rFonts w:ascii="Arial" w:hAnsi="Arial" w:cs="Arial"/>
+          <w:sz w:val="24"/>
+          <w:szCs w:val="24"/>
+        </w:rPr>
+      </w:pPr>
+      <w:r>
+        <w:rPr>
+          <w:rFonts w:ascii="Arial" w:hAnsi="Arial" w:cs="Arial"/>
+          <w:sz w:val="24"/>
+          <w:szCs w:val="24"/>
+        </w:rPr>
+        <w:t>Formulario de Registro (app/registro/</w:t>
+      </w:r>
+      <w:proofErr w:type="spellStart"/>
+      <w:r>
+        <w:rPr>
+          <w:rFonts w:ascii="Arial" w:hAnsi="Arial" w:cs="Arial"/>
+          <w:sz w:val="24"/>
+          <w:szCs w:val="24"/>
+        </w:rPr>
+        <w:t>page.tsx</w:t>
+      </w:r>
+      <w:proofErr w:type="spellEnd"/>
+      <w:r>
+        <w:rPr>
+          <w:rFonts w:ascii="Arial" w:hAnsi="Arial" w:cs="Arial"/>
+          <w:sz w:val="24"/>
+          <w:szCs w:val="24"/>
+        </w:rPr>
+        <w:t>): Una página diseñada exclusivamente para las empresas nuevas. Les permite llenar sus datos básicos (Nombre de la empresa, NIT, correo corporativo y contraseña) para solicitar su ingreso al sistema.</w:t>
+      </w:r>
+    </w:p>
+    <w:p>
+      <w:pPr>
+        <w:jc w:val="both"/>
+        <w:rPr>
+          <w:rFonts w:ascii="Arial" w:hAnsi="Arial" w:cs="Arial"/>
+          <w:sz w:val="24"/>
+          <w:szCs w:val="24"/>
+        </w:rPr>
+      </w:pPr>
+    </w:p>
+    <w:p>
+      <w:pPr>
+        <w:jc w:val="both"/>
+        <w:rPr>
+          <w:rFonts w:ascii="Arial" w:hAnsi="Arial" w:cs="Arial"/>
+          <w:sz w:val="24"/>
+          <w:szCs w:val="24"/>
+        </w:rPr>
+      </w:pPr>
+      <w:r>
+        <w:rPr>
+          <w:rFonts w:ascii="Arial" w:hAnsi="Arial" w:cs="Arial"/>
+          <w:sz w:val="24"/>
+          <w:szCs w:val="24"/>
+        </w:rPr>
+        <w:t>El Intercambiador de Google (</w:t>
+      </w:r>
+      <w:proofErr w:type="gramStart"/>
+      <w:r>
+        <w:rPr>
+          <w:rFonts w:ascii="Arial" w:hAnsi="Arial" w:cs="Arial"/>
+          <w:sz w:val="24"/>
+          <w:szCs w:val="24"/>
+        </w:rPr>
+        <w:t>app</w:t>
+      </w:r>
+      <w:proofErr w:type="gramEnd"/>
+      <w:r>
+        <w:rPr>
+          <w:rFonts w:ascii="Arial" w:hAnsi="Arial" w:cs="Arial"/>
+          <w:sz w:val="24"/>
+          <w:szCs w:val="24"/>
+        </w:rPr>
+        <w:t>/</w:t>
+      </w:r>
+      <w:proofErr w:type="spellStart"/>
+      <w:r>
+        <w:rPr>
+          <w:rFonts w:ascii="Arial" w:hAnsi="Arial" w:cs="Arial"/>
+          <w:sz w:val="24"/>
+          <w:szCs w:val="24"/>
+        </w:rPr>
+        <w:t>auth</w:t>
+      </w:r>
+      <w:proofErr w:type="spellEnd"/>
+      <w:r>
+        <w:rPr>
+          <w:rFonts w:ascii="Arial" w:hAnsi="Arial" w:cs="Arial"/>
+          <w:sz w:val="24"/>
+          <w:szCs w:val="24"/>
+        </w:rPr>
+        <w:t>/</w:t>
+      </w:r>
+      <w:proofErr w:type="spellStart"/>
+      <w:r>
+        <w:rPr>
+          <w:rFonts w:ascii="Arial" w:hAnsi="Arial" w:cs="Arial"/>
+          <w:sz w:val="24"/>
+          <w:szCs w:val="24"/>
+        </w:rPr>
+        <w:t>callback</w:t>
+      </w:r>
+      <w:proofErr w:type="spellEnd"/>
+      <w:r>
+        <w:rPr>
+          <w:rFonts w:ascii="Arial" w:hAnsi="Arial" w:cs="Arial"/>
+          <w:sz w:val="24"/>
+          <w:szCs w:val="24"/>
+        </w:rPr>
+        <w:t>/</w:t>
+      </w:r>
+      <w:proofErr w:type="spellStart"/>
+      <w:r>
+        <w:rPr>
+          <w:rFonts w:ascii="Arial" w:hAnsi="Arial" w:cs="Arial"/>
+          <w:sz w:val="24"/>
+          <w:szCs w:val="24"/>
+        </w:rPr>
+        <w:t>route.ts</w:t>
+      </w:r>
+      <w:proofErr w:type="spellEnd"/>
+      <w:r>
+        <w:rPr>
+          <w:rFonts w:ascii="Arial" w:hAnsi="Arial" w:cs="Arial"/>
+          <w:sz w:val="24"/>
+          <w:szCs w:val="24"/>
+        </w:rPr>
+        <w:t>): Es un puente invisible. Cuando el estudiante inicia sesión con Google, esta función recibe la autorización, confirma que todo esté en orden y lo deja entrar al sistema.</w:t>
+      </w:r>
+      <w:r>
+        <w:rPr>
+          <w:rFonts w:ascii="Arial" w:hAnsi="Arial" w:cs="Arial"/>
+          <w:sz w:val="24"/>
+          <w:szCs w:val="24"/>
+        </w:rPr>
+        <w:br/>
+      </w:r>
+    </w:p>
+    <w:p>
+      <w:pPr>
+        <w:jc w:val="both"/>
+        <w:rPr>
+          <w:rFonts w:ascii="Arial" w:hAnsi="Arial" w:cs="Arial"/>
+          <w:sz w:val="24"/>
+          <w:szCs w:val="24"/>
+        </w:rPr>
+      </w:pPr>
+    </w:p>
+    <w:p>
+      <w:pPr>
+        <w:jc w:val="both"/>
+        <w:rPr>
+          <w:rFonts w:ascii="Arial" w:hAnsi="Arial" w:cs="Arial"/>
+          <w:sz w:val="24"/>
+          <w:szCs w:val="24"/>
+        </w:rPr>
+      </w:pPr>
+      <w:r>
+        <w:rPr>
+          <w:rFonts w:ascii="Arial" w:hAnsi="Arial" w:cs="Arial"/>
+          <w:sz w:val="24"/>
+          <w:szCs w:val="24"/>
+        </w:rPr>
+        <w:t>Las Acciones de Seguridad (</w:t>
+      </w:r>
+      <w:proofErr w:type="spellStart"/>
+      <w:r>
+        <w:rPr>
+          <w:rFonts w:ascii="Arial" w:hAnsi="Arial" w:cs="Arial"/>
+          <w:sz w:val="24"/>
+          <w:szCs w:val="24"/>
+        </w:rPr>
+        <w:t>src</w:t>
+      </w:r>
+      <w:proofErr w:type="spellEnd"/>
+      <w:r>
+        <w:rPr>
+          <w:rFonts w:ascii="Arial" w:hAnsi="Arial" w:cs="Arial"/>
+          <w:sz w:val="24"/>
+          <w:szCs w:val="24"/>
+        </w:rPr>
+        <w:t>/</w:t>
+      </w:r>
+      <w:proofErr w:type="spellStart"/>
+      <w:r>
+        <w:rPr>
+          <w:rFonts w:ascii="Arial" w:hAnsi="Arial" w:cs="Arial"/>
+          <w:sz w:val="24"/>
+          <w:szCs w:val="24"/>
+        </w:rPr>
+        <w:t>actions</w:t>
+      </w:r>
+      <w:proofErr w:type="spellEnd"/>
+      <w:r>
+        <w:rPr>
+          <w:rFonts w:ascii="Arial" w:hAnsi="Arial" w:cs="Arial"/>
+          <w:sz w:val="24"/>
+          <w:szCs w:val="24"/>
+        </w:rPr>
+        <w:t>/</w:t>
+      </w:r>
+      <w:proofErr w:type="spellStart"/>
+      <w:r>
+        <w:rPr>
+          <w:rFonts w:ascii="Arial" w:hAnsi="Arial" w:cs="Arial"/>
+          <w:sz w:val="24"/>
+          <w:szCs w:val="24"/>
+        </w:rPr>
+        <w:t>auth.ts</w:t>
+      </w:r>
+      <w:proofErr w:type="spellEnd"/>
+      <w:r>
+        <w:rPr>
+          <w:rFonts w:ascii="Arial" w:hAnsi="Arial" w:cs="Arial"/>
+          <w:sz w:val="24"/>
+          <w:szCs w:val="24"/>
+        </w:rPr>
+        <w:t>): Son las órdenes internas que ejecutan los formularios. Aquí escribimos las instrucciones para arrancar el inicio de sesión con Google, procesar los datos de registro de las empresas y cerrar la sesión de forma segura cuando el usuario decida salir.</w:t>
+      </w:r>
+    </w:p>
+    <w:p>
+      <w:pPr>
+        <w:jc w:val="both"/>
+        <w:rPr>
+          <w:rFonts w:ascii="Arial" w:hAnsi="Arial" w:cs="Arial"/>
+          <w:sz w:val="24"/>
+          <w:szCs w:val="24"/>
+        </w:rPr>
+      </w:pPr>
+    </w:p>
+    <w:p>
+      <w:pPr>
+        <w:jc w:val="both"/>
+        <w:rPr>
+          <w:rFonts w:ascii="Arial" w:hAnsi="Arial" w:cs="Arial"/>
+          <w:sz w:val="24"/>
+          <w:szCs w:val="24"/>
+        </w:rPr>
+      </w:pPr>
+      <w:r>
+        <w:rPr>
+          <w:rFonts w:ascii="Arial" w:hAnsi="Arial" w:cs="Arial"/>
+          <w:sz w:val="24"/>
+          <w:szCs w:val="24"/>
+        </w:rPr>
+        <w:t>El Guardián del Sistema (</w:t>
+      </w:r>
+      <w:proofErr w:type="spellStart"/>
+      <w:r>
+        <w:rPr>
+          <w:rFonts w:ascii="Arial" w:hAnsi="Arial" w:cs="Arial"/>
+          <w:sz w:val="24"/>
+          <w:szCs w:val="24"/>
+        </w:rPr>
+        <w:t>middleware.ts</w:t>
+      </w:r>
+      <w:proofErr w:type="spellEnd"/>
+      <w:r>
+        <w:rPr>
+          <w:rFonts w:ascii="Arial" w:hAnsi="Arial" w:cs="Arial"/>
+          <w:sz w:val="24"/>
+          <w:szCs w:val="24"/>
+        </w:rPr>
+        <w:t xml:space="preserve">): Es un filtro de seguridad automático que vigila las </w:t>
+      </w:r>
+      <w:proofErr w:type="spellStart"/>
+      <w:r>
+        <w:rPr>
+          <w:rFonts w:ascii="Arial" w:hAnsi="Arial" w:cs="Arial"/>
+          <w:sz w:val="24"/>
+          <w:szCs w:val="24"/>
+        </w:rPr>
+        <w:t>URLs</w:t>
+      </w:r>
+      <w:proofErr w:type="spellEnd"/>
+      <w:r>
+        <w:rPr>
+          <w:rFonts w:ascii="Arial" w:hAnsi="Arial" w:cs="Arial"/>
+          <w:sz w:val="24"/>
+          <w:szCs w:val="24"/>
+        </w:rPr>
+        <w:t xml:space="preserve"> del navegador. Si un estudiante o un usuario externo intenta escribir en la barra de direcciones /</w:t>
+      </w:r>
+      <w:proofErr w:type="spellStart"/>
+      <w:r>
+        <w:rPr>
+          <w:rFonts w:ascii="Arial" w:hAnsi="Arial" w:cs="Arial"/>
+          <w:sz w:val="24"/>
+          <w:szCs w:val="24"/>
+        </w:rPr>
+        <w:t>admin</w:t>
+      </w:r>
+      <w:proofErr w:type="spellEnd"/>
+      <w:r>
+        <w:rPr>
+          <w:rFonts w:ascii="Arial" w:hAnsi="Arial" w:cs="Arial"/>
+          <w:sz w:val="24"/>
+          <w:szCs w:val="24"/>
+        </w:rPr>
+        <w:t xml:space="preserve"> o /empresa para husmear, este guardián los detecta, les bloquea el paso y los expulsa de inmediato a la página de inicio.</w:t>
+      </w:r>
+    </w:p>
+    <w:p>
+      <w:pPr>
+        <w:jc w:val="both"/>
+        <w:rPr>
+          <w:rFonts w:ascii="Arial" w:hAnsi="Arial" w:cs="Arial"/>
+          <w:sz w:val="24"/>
+          <w:szCs w:val="24"/>
+        </w:rPr>
+      </w:pPr>
+    </w:p>
+    <w:p>
+      <w:pPr>
+        <w:jc w:val="both"/>
+        <w:rPr>
+          <w:rFonts w:ascii="Arial" w:hAnsi="Arial" w:cs="Arial"/>
+          <w:sz w:val="24"/>
+          <w:szCs w:val="24"/>
+        </w:rPr>
+      </w:pPr>
+      <w:r>
+        <w:rPr>
+          <w:rFonts w:ascii="Arial" w:hAnsi="Arial" w:cs="Arial"/>
+          <w:sz w:val="24"/>
+          <w:szCs w:val="24"/>
+        </w:rPr>
+        <w:t>Panel Privado del Estudiante (app/estudiante/</w:t>
+      </w:r>
+      <w:proofErr w:type="spellStart"/>
+      <w:r>
+        <w:rPr>
+          <w:rFonts w:ascii="Arial" w:hAnsi="Arial" w:cs="Arial"/>
+          <w:sz w:val="24"/>
+          <w:szCs w:val="24"/>
+        </w:rPr>
+        <w:t>page.tsx</w:t>
+      </w:r>
+      <w:proofErr w:type="spellEnd"/>
+      <w:r>
+        <w:rPr>
+          <w:rFonts w:ascii="Arial" w:hAnsi="Arial" w:cs="Arial"/>
+          <w:sz w:val="24"/>
+          <w:szCs w:val="24"/>
+        </w:rPr>
+        <w:t>): El entorno personal del alumno una vez que inicia sesión. Muestra una barra lateral de navegación y un historial limpio de las vacantes a las que se ha postulado, indicándole con alertas de colores si su proceso está "Pendiente", "En Entrevista", "Seleccionado" o "Finalizado".</w:t>
+      </w:r>
+    </w:p>
+    <w:p>
+      <w:pPr>
+        <w:jc w:val="center"/>
+        <w:rPr>
+          <w:rFonts w:ascii="Arial" w:hAnsi="Arial" w:cs="Arial"/>
+          <w:sz w:val="24"/>
+          <w:szCs w:val="24"/>
+        </w:rPr>
+      </w:pPr>
+    </w:p>
+    <w:p>
+      <w:pPr>
+        <w:rPr>
+          <w:rFonts w:ascii="Arial" w:hAnsi="Arial" w:cs="Arial"/>
+          <w:sz w:val="24"/>
+          <w:szCs w:val="24"/>
+        </w:rPr>
+      </w:pPr>
+      <w:r>
+        <w:rPr>
+          <w:rFonts w:ascii="Arial" w:hAnsi="Arial" w:cs="Arial"/>
+          <w:sz w:val="24"/>
+          <w:szCs w:val="24"/>
+        </w:rPr>
+        <w:t>Para que la Bolsa de Empleo deje de ser un proyecto guardado en una computadora y se convierta en una página web real accesible para toda la comunidad universitaria, seguimos tres pasos sencillos:</w:t>
+      </w:r>
+    </w:p>
+    <w:p>
+      <w:pPr>
+        <w:rPr>
+          <w:rFonts w:ascii="Arial" w:hAnsi="Arial" w:cs="Arial"/>
+          <w:sz w:val="24"/>
+          <w:szCs w:val="24"/>
+        </w:rPr>
+      </w:pPr>
+    </w:p>
+    <w:p>
+      <w:pPr>
+        <w:rPr>
+          <w:rFonts w:ascii="Arial" w:hAnsi="Arial" w:cs="Arial"/>
+          <w:sz w:val="24"/>
+          <w:szCs w:val="24"/>
+        </w:rPr>
+      </w:pPr>
+      <w:r>
+        <w:rPr>
+          <w:rFonts w:ascii="Arial" w:hAnsi="Arial" w:cs="Arial"/>
+          <w:sz w:val="24"/>
+          <w:szCs w:val="24"/>
+        </w:rPr>
+        <w:t xml:space="preserve">Subir el código a GitHub: Primero, guardamos todo nuestro proyecto en un repositorio privado de GitHub (que funciona como una especie de Google </w:t>
+      </w:r>
+      <w:proofErr w:type="gramStart"/>
+      <w:r>
+        <w:rPr>
+          <w:rFonts w:ascii="Arial" w:hAnsi="Arial" w:cs="Arial"/>
+          <w:sz w:val="24"/>
+          <w:szCs w:val="24"/>
+        </w:rPr>
+        <w:t>Drive</w:t>
+      </w:r>
+      <w:proofErr w:type="gramEnd"/>
+      <w:r>
+        <w:rPr>
+          <w:rFonts w:ascii="Arial" w:hAnsi="Arial" w:cs="Arial"/>
+          <w:sz w:val="24"/>
+          <w:szCs w:val="24"/>
+        </w:rPr>
+        <w:t xml:space="preserve"> pero exclusivo para guardar el código ordenadamente).</w:t>
+      </w:r>
+    </w:p>
+    <w:p>
+      <w:pPr>
+        <w:rPr>
+          <w:rFonts w:ascii="Arial" w:hAnsi="Arial" w:cs="Arial"/>
+          <w:sz w:val="24"/>
+          <w:szCs w:val="24"/>
+        </w:rPr>
+      </w:pPr>
+    </w:p>
+    <w:p>
+      <w:pPr>
+        <w:rPr>
+          <w:rFonts w:ascii="Arial" w:hAnsi="Arial" w:cs="Arial"/>
+          <w:sz w:val="24"/>
+          <w:szCs w:val="24"/>
+        </w:rPr>
+      </w:pPr>
+      <w:r>
+        <w:rPr>
+          <w:rFonts w:ascii="Arial" w:hAnsi="Arial" w:cs="Arial"/>
+          <w:sz w:val="24"/>
+          <w:szCs w:val="24"/>
+        </w:rPr>
+        <w:t xml:space="preserve">Conectar GitHub con </w:t>
+      </w:r>
+      <w:proofErr w:type="spellStart"/>
+      <w:r>
+        <w:rPr>
+          <w:rFonts w:ascii="Arial" w:hAnsi="Arial" w:cs="Arial"/>
+          <w:sz w:val="24"/>
+          <w:szCs w:val="24"/>
+        </w:rPr>
+        <w:t>Vercel</w:t>
+      </w:r>
+      <w:proofErr w:type="spellEnd"/>
+      <w:r>
+        <w:rPr>
+          <w:rFonts w:ascii="Arial" w:hAnsi="Arial" w:cs="Arial"/>
+          <w:sz w:val="24"/>
+          <w:szCs w:val="24"/>
+        </w:rPr>
+        <w:t xml:space="preserve">: Entramos a la plataforma de </w:t>
+      </w:r>
+      <w:proofErr w:type="spellStart"/>
+      <w:r>
+        <w:rPr>
+          <w:rFonts w:ascii="Arial" w:hAnsi="Arial" w:cs="Arial"/>
+          <w:sz w:val="24"/>
+          <w:szCs w:val="24"/>
+        </w:rPr>
+        <w:t>Vercel</w:t>
+      </w:r>
+      <w:proofErr w:type="spellEnd"/>
+      <w:r>
+        <w:rPr>
+          <w:rFonts w:ascii="Arial" w:hAnsi="Arial" w:cs="Arial"/>
+          <w:sz w:val="24"/>
+          <w:szCs w:val="24"/>
+        </w:rPr>
+        <w:t xml:space="preserve"> y la enlazamos con nuestra cuenta de GitHub. </w:t>
+      </w:r>
+      <w:proofErr w:type="spellStart"/>
+      <w:r>
+        <w:rPr>
+          <w:rFonts w:ascii="Arial" w:hAnsi="Arial" w:cs="Arial"/>
+          <w:sz w:val="24"/>
+          <w:szCs w:val="24"/>
+        </w:rPr>
+        <w:t>Vercel</w:t>
+      </w:r>
+      <w:proofErr w:type="spellEnd"/>
+      <w:r>
+        <w:rPr>
+          <w:rFonts w:ascii="Arial" w:hAnsi="Arial" w:cs="Arial"/>
+          <w:sz w:val="24"/>
+          <w:szCs w:val="24"/>
+        </w:rPr>
+        <w:t xml:space="preserve"> detecta automáticamente que nuestro proyecto está construido con Next.js y configura el servidor en la nube de forma automática en cuestión de segundos.</w:t>
+      </w:r>
+    </w:p>
+    <w:p>
+      <w:pPr>
+        <w:rPr>
+          <w:rFonts w:ascii="Arial" w:hAnsi="Arial" w:cs="Arial"/>
+          <w:sz w:val="24"/>
+          <w:szCs w:val="24"/>
+        </w:rPr>
+      </w:pPr>
+    </w:p>
+    <w:p>
+      <w:pPr>
+        <w:rPr>
+          <w:rFonts w:ascii="Arial" w:hAnsi="Arial" w:cs="Arial"/>
+          <w:sz w:val="24"/>
+          <w:szCs w:val="24"/>
+        </w:rPr>
+      </w:pPr>
+      <w:r>
+        <w:rPr>
+          <w:rFonts w:ascii="Arial" w:hAnsi="Arial" w:cs="Arial"/>
+          <w:sz w:val="24"/>
+          <w:szCs w:val="24"/>
+        </w:rPr>
+        <w:t xml:space="preserve">Configurar las "Llaves Secretas" (Variables de Entorno): Este es el paso más importante para la seguridad. </w:t>
+      </w:r>
+      <w:proofErr w:type="spellStart"/>
+      <w:r>
+        <w:rPr>
+          <w:rFonts w:ascii="Arial" w:hAnsi="Arial" w:cs="Arial"/>
+          <w:sz w:val="24"/>
+          <w:szCs w:val="24"/>
+        </w:rPr>
+        <w:t>Vercel</w:t>
+      </w:r>
+      <w:proofErr w:type="spellEnd"/>
+      <w:r>
+        <w:rPr>
+          <w:rFonts w:ascii="Arial" w:hAnsi="Arial" w:cs="Arial"/>
+          <w:sz w:val="24"/>
+          <w:szCs w:val="24"/>
+        </w:rPr>
+        <w:t xml:space="preserve"> nos pide una sección especial para pegar las credenciales de nuestro motor de </w:t>
+      </w:r>
+      <w:proofErr w:type="spellStart"/>
+      <w:r>
+        <w:rPr>
+          <w:rFonts w:ascii="Arial" w:hAnsi="Arial" w:cs="Arial"/>
+          <w:sz w:val="24"/>
+          <w:szCs w:val="24"/>
+        </w:rPr>
+        <w:t>Supabase</w:t>
+      </w:r>
+      <w:proofErr w:type="spellEnd"/>
+      <w:r>
+        <w:rPr>
+          <w:rFonts w:ascii="Arial" w:hAnsi="Arial" w:cs="Arial"/>
+          <w:sz w:val="24"/>
+          <w:szCs w:val="24"/>
+        </w:rPr>
+        <w:t xml:space="preserve"> (la URL del proyecto, la clave pública y la clave del rol de servicio). Al ponerlas dentro de </w:t>
+      </w:r>
+      <w:proofErr w:type="spellStart"/>
+      <w:r>
+        <w:rPr>
+          <w:rFonts w:ascii="Arial" w:hAnsi="Arial" w:cs="Arial"/>
+          <w:sz w:val="24"/>
+          <w:szCs w:val="24"/>
+        </w:rPr>
+        <w:t>Vercel</w:t>
+      </w:r>
+      <w:proofErr w:type="spellEnd"/>
+      <w:r>
+        <w:rPr>
+          <w:rFonts w:ascii="Arial" w:hAnsi="Arial" w:cs="Arial"/>
+          <w:sz w:val="24"/>
+          <w:szCs w:val="24"/>
+        </w:rPr>
+        <w:t>, la aplicación que está en internet puede "hablar" de forma segura con la base de datos y el almacén de archivos en la nube sin que nadie de afuera pueda robarse esas contraseñas.</w:t>
+      </w:r>
+    </w:p>
+    <w:p>
+      <w:pPr>
+        <w:rPr>
+          <w:rFonts w:ascii="Arial" w:hAnsi="Arial" w:cs="Arial"/>
+          <w:sz w:val="24"/>
+          <w:szCs w:val="24"/>
+        </w:rPr>
+      </w:pPr>
+    </w:p>
+    <w:p>
+      <w:pPr>
+        <w:rPr>
+          <w:rFonts w:ascii="Arial" w:hAnsi="Arial" w:cs="Arial"/>
+          <w:sz w:val="24"/>
+          <w:szCs w:val="24"/>
+        </w:rPr>
+      </w:pPr>
+      <w:r>
+        <w:rPr>
+          <w:rFonts w:ascii="Arial" w:hAnsi="Arial" w:cs="Arial"/>
+          <w:sz w:val="24"/>
+          <w:szCs w:val="24"/>
+        </w:rPr>
+        <w:t xml:space="preserve">¿Por qué elegimos </w:t>
+      </w:r>
+      <w:proofErr w:type="spellStart"/>
+      <w:r>
+        <w:rPr>
+          <w:rFonts w:ascii="Arial" w:hAnsi="Arial" w:cs="Arial"/>
+          <w:sz w:val="24"/>
+          <w:szCs w:val="24"/>
+        </w:rPr>
+        <w:t>Vercel</w:t>
+      </w:r>
+      <w:proofErr w:type="spellEnd"/>
+      <w:r>
+        <w:rPr>
+          <w:rFonts w:ascii="Arial" w:hAnsi="Arial" w:cs="Arial"/>
+          <w:sz w:val="24"/>
+          <w:szCs w:val="24"/>
+        </w:rPr>
+        <w:t xml:space="preserve"> para este proyecto?</w:t>
+      </w:r>
+    </w:p>
+    <w:p>
+      <w:pPr>
+        <w:rPr>
+          <w:rFonts w:ascii="Arial" w:hAnsi="Arial" w:cs="Arial"/>
+          <w:sz w:val="24"/>
+          <w:szCs w:val="24"/>
+        </w:rPr>
+      </w:pPr>
+      <w:r>
+        <w:rPr>
+          <w:rFonts w:ascii="Arial" w:hAnsi="Arial" w:cs="Arial"/>
+          <w:sz w:val="24"/>
+          <w:szCs w:val="24"/>
+        </w:rPr>
+        <w:t xml:space="preserve">Actualizaciones automáticas (Despliegue Continuo): Cada vez que hagamos un cambio en el código o arreglemos una pantalla y lo guardemos en GitHub, </w:t>
+      </w:r>
+      <w:proofErr w:type="spellStart"/>
+      <w:r>
+        <w:rPr>
+          <w:rFonts w:ascii="Arial" w:hAnsi="Arial" w:cs="Arial"/>
+          <w:sz w:val="24"/>
+          <w:szCs w:val="24"/>
+        </w:rPr>
+        <w:t>Vercel</w:t>
+      </w:r>
+      <w:proofErr w:type="spellEnd"/>
+      <w:r>
+        <w:rPr>
+          <w:rFonts w:ascii="Arial" w:hAnsi="Arial" w:cs="Arial"/>
+          <w:sz w:val="24"/>
+          <w:szCs w:val="24"/>
+        </w:rPr>
+        <w:t xml:space="preserve"> se da cuenta solo, toma los cambios y actualiza la página web en internet en un par de minutos, sin necesidad de apagar el sistema ni desconectar a los usuarios.</w:t>
+      </w:r>
+    </w:p>
+    <w:p>
+      <w:pPr>
+        <w:rPr>
+          <w:rFonts w:ascii="Arial" w:hAnsi="Arial" w:cs="Arial"/>
+          <w:sz w:val="24"/>
+          <w:szCs w:val="24"/>
+        </w:rPr>
+      </w:pPr>
+    </w:p>
+    <w:p>
+      <w:pPr>
+        <w:rPr>
+          <w:rFonts w:ascii="Arial" w:hAnsi="Arial" w:cs="Arial"/>
+          <w:sz w:val="24"/>
+          <w:szCs w:val="24"/>
+        </w:rPr>
+      </w:pPr>
+      <w:r>
+        <w:rPr>
+          <w:rFonts w:ascii="Arial" w:hAnsi="Arial" w:cs="Arial"/>
+          <w:sz w:val="24"/>
+          <w:szCs w:val="24"/>
+        </w:rPr>
+        <w:t xml:space="preserve">Velocidad y Estabilidad: </w:t>
+      </w:r>
+      <w:proofErr w:type="spellStart"/>
+      <w:r>
+        <w:rPr>
+          <w:rFonts w:ascii="Arial" w:hAnsi="Arial" w:cs="Arial"/>
+          <w:sz w:val="24"/>
+          <w:szCs w:val="24"/>
+        </w:rPr>
+        <w:t>Vercel</w:t>
+      </w:r>
+      <w:proofErr w:type="spellEnd"/>
+      <w:r>
+        <w:rPr>
+          <w:rFonts w:ascii="Arial" w:hAnsi="Arial" w:cs="Arial"/>
+          <w:sz w:val="24"/>
+          <w:szCs w:val="24"/>
+        </w:rPr>
+        <w:t xml:space="preserve"> duplica nuestra aplicación en múltiples servidores alrededor del mundo. Esto hace </w:t>
+      </w:r>
+      <w:proofErr w:type="gramStart"/>
+      <w:r>
+        <w:rPr>
+          <w:rFonts w:ascii="Arial" w:hAnsi="Arial" w:cs="Arial"/>
+          <w:sz w:val="24"/>
+          <w:szCs w:val="24"/>
+        </w:rPr>
+        <w:t>que</w:t>
+      </w:r>
+      <w:proofErr w:type="gramEnd"/>
+      <w:r>
+        <w:rPr>
+          <w:rFonts w:ascii="Arial" w:hAnsi="Arial" w:cs="Arial"/>
+          <w:sz w:val="24"/>
+          <w:szCs w:val="24"/>
+        </w:rPr>
+        <w:t xml:space="preserve"> si un estudiante entra desde Barrancabermeja, la página principal cargue de forma casi instantánea, consumiendo muy pocos recursos de red.</w:t>
+      </w:r>
+    </w:p>
+    <w:p>
+      <w:pPr>
+        <w:rPr>
+          <w:rFonts w:ascii="Arial" w:hAnsi="Arial" w:cs="Arial"/>
+          <w:sz w:val="24"/>
+          <w:szCs w:val="24"/>
+        </w:rPr>
+      </w:pPr>
+    </w:p>
+    <w:p>
+      <w:pPr>
+        <w:rPr>
+          <w:rFonts w:ascii="Arial" w:hAnsi="Arial" w:cs="Arial"/>
+          <w:sz w:val="24"/>
+          <w:szCs w:val="24"/>
+        </w:rPr>
+      </w:pPr>
+      <w:r>
+        <w:rPr>
+          <w:rFonts w:ascii="Arial" w:hAnsi="Arial" w:cs="Arial"/>
+          <w:sz w:val="24"/>
+          <w:szCs w:val="24"/>
+        </w:rPr>
+        <w:t>Soporte Nativo de Servidor: Como las acciones que programamos (</w:t>
+      </w:r>
+      <w:proofErr w:type="spellStart"/>
+      <w:r>
+        <w:rPr>
+          <w:rFonts w:ascii="Arial" w:hAnsi="Arial" w:cs="Arial"/>
+          <w:sz w:val="24"/>
+          <w:szCs w:val="24"/>
+        </w:rPr>
+        <w:t>src</w:t>
+      </w:r>
+      <w:proofErr w:type="spellEnd"/>
+      <w:r>
+        <w:rPr>
+          <w:rFonts w:ascii="Arial" w:hAnsi="Arial" w:cs="Arial"/>
+          <w:sz w:val="24"/>
+          <w:szCs w:val="24"/>
+        </w:rPr>
+        <w:t>/</w:t>
+      </w:r>
+      <w:proofErr w:type="spellStart"/>
+      <w:r>
+        <w:rPr>
+          <w:rFonts w:ascii="Arial" w:hAnsi="Arial" w:cs="Arial"/>
+          <w:sz w:val="24"/>
+          <w:szCs w:val="24"/>
+        </w:rPr>
+        <w:t>actions</w:t>
+      </w:r>
+      <w:proofErr w:type="spellEnd"/>
+      <w:r>
+        <w:rPr>
+          <w:rFonts w:ascii="Arial" w:hAnsi="Arial" w:cs="Arial"/>
+          <w:sz w:val="24"/>
+          <w:szCs w:val="24"/>
+        </w:rPr>
+        <w:t>/</w:t>
+      </w:r>
+      <w:proofErr w:type="spellStart"/>
+      <w:r>
+        <w:rPr>
+          <w:rFonts w:ascii="Arial" w:hAnsi="Arial" w:cs="Arial"/>
+          <w:sz w:val="24"/>
+          <w:szCs w:val="24"/>
+        </w:rPr>
+        <w:t>auth.ts</w:t>
+      </w:r>
+      <w:proofErr w:type="spellEnd"/>
+      <w:r>
+        <w:rPr>
+          <w:rFonts w:ascii="Arial" w:hAnsi="Arial" w:cs="Arial"/>
+          <w:sz w:val="24"/>
+          <w:szCs w:val="24"/>
+        </w:rPr>
+        <w:t xml:space="preserve">) se ejecutan directamente en el servidor, </w:t>
+      </w:r>
+      <w:proofErr w:type="spellStart"/>
+      <w:r>
+        <w:rPr>
+          <w:rFonts w:ascii="Arial" w:hAnsi="Arial" w:cs="Arial"/>
+          <w:sz w:val="24"/>
+          <w:szCs w:val="24"/>
+        </w:rPr>
+        <w:t>Vercel</w:t>
+      </w:r>
+      <w:proofErr w:type="spellEnd"/>
+      <w:r>
+        <w:rPr>
+          <w:rFonts w:ascii="Arial" w:hAnsi="Arial" w:cs="Arial"/>
+          <w:sz w:val="24"/>
+          <w:szCs w:val="24"/>
+        </w:rPr>
+        <w:t xml:space="preserve"> crea "</w:t>
+      </w:r>
+      <w:proofErr w:type="spellStart"/>
+      <w:r>
+        <w:rPr>
+          <w:rFonts w:ascii="Arial" w:hAnsi="Arial" w:cs="Arial"/>
+          <w:sz w:val="24"/>
+          <w:szCs w:val="24"/>
+        </w:rPr>
+        <w:t>micro-servidores</w:t>
+      </w:r>
+      <w:proofErr w:type="spellEnd"/>
+      <w:r>
+        <w:rPr>
+          <w:rFonts w:ascii="Arial" w:hAnsi="Arial" w:cs="Arial"/>
+          <w:sz w:val="24"/>
+          <w:szCs w:val="24"/>
+        </w:rPr>
+        <w:t xml:space="preserve">" invisibles en la nube (llamados funciones </w:t>
+      </w:r>
+      <w:proofErr w:type="spellStart"/>
+      <w:r>
+        <w:rPr>
+          <w:rFonts w:ascii="Arial" w:hAnsi="Arial" w:cs="Arial"/>
+          <w:sz w:val="24"/>
+          <w:szCs w:val="24"/>
+        </w:rPr>
+        <w:t>Serverless</w:t>
+      </w:r>
+      <w:proofErr w:type="spellEnd"/>
+      <w:r>
+        <w:rPr>
+          <w:rFonts w:ascii="Arial" w:hAnsi="Arial" w:cs="Arial"/>
+          <w:sz w:val="24"/>
+          <w:szCs w:val="24"/>
+        </w:rPr>
+        <w:t xml:space="preserve">) que se encienden solo cuando un usuario presiona un botón (como "Iniciar Sesión") y se </w:t>
+      </w:r>
+      <w:r>
+        <w:rPr>
+          <w:rFonts w:ascii="Arial" w:hAnsi="Arial" w:cs="Arial"/>
+          <w:sz w:val="24"/>
+          <w:szCs w:val="24"/>
+        </w:rPr>
+        <w:lastRenderedPageBreak/>
+        <w:t>apagan después, haciendo que la aplicación sea extremadamente económica y eficiente.</w:t>
+      </w:r>
+      <w:r>
+        <w:rPr>
+          <w:rFonts w:ascii="Arial" w:hAnsi="Arial" w:cs="Arial"/>
+          <w:sz w:val="24"/>
+          <w:szCs w:val="24"/>
+        </w:rPr>
+        <w:br/>
+      </w:r>
+      <w:r>
+        <w:rPr>
+          <w:rFonts w:ascii="Arial" w:hAnsi="Arial" w:cs="Arial"/>
+          <w:sz w:val="24"/>
+          <w:szCs w:val="24"/>
+        </w:rPr>
+        <w:br/>
+      </w:r>
+      <w:r>
+        <w:rPr>
+          <w:noProof/>
+        </w:rPr>
+        <mc:AlternateContent>
+          <mc:Choice Requires="wps">
+            <w:drawing>
+              <wp:inline distT="0" distB="0" distL="0" distR="0" wp14:anchorId="327931B5" wp14:editId="07AC853D">
+                <wp:extent cx="304800" cy="304800"/>
+                <wp:effectExtent l="0" t="0" r="0" b="0"/>
+                <wp:docPr id="1649816493" name="Rectángulo 5"/>
+                <wp:cNvGraphicFramePr>
+                  <a:graphicFrameLocks xmlns:a="http://schemas.openxmlformats.org/drawingml/2006/main" noChangeAspect="1"/>
+                </wp:cNvGraphicFramePr>
+                <a:graphic xmlns:a="http://schemas.openxmlformats.org/drawingml/2006/main">
+                  <a:graphicData uri="http://schemas.microsoft.com/office/word/2010/wordprocessingShape">
+                    <wps:wsp>
+                      <wps:cNvSpPr>
+                        <a:spLocks noChangeAspect="1" noChangeArrowheads="1"/>
+                      </wps:cNvSpPr>
+                      <wps:spPr bwMode="auto">
+                        <a:xfrm>
+                          <a:off x="0" y="0"/>
+                          <a:ext cx="304800" cy="304800"/>
+                        </a:xfrm>
+                        <a:prstGeom prst="rect">
+                          <a:avLst/>
+                        </a:prstGeom>
+                        <a:noFill/>
+                        <a:ln>
+                          <a:noFill/>
+                        </a:ln>
+                        <a:extLst>
+                          <a:ext uri="{909E8E84-426E-40DD-AFC4-6F175D3DCCD1}">
+                            <a14:hiddenFill xmlns:a14="http://schemas.microsoft.com/office/drawing/2010/main">
+                              <a:solidFill>
+                                <a:srgbClr val="FFFFFF"/>
+                              </a:solidFill>
+                            </a14:hiddenFill>
+                          </a:ext>
+                          <a:ext uri="{91240B29-F687-4F45-9708-019B960494DF}">
+                            <a14:hiddenLine xmlns:a14="http://schemas.microsoft.com/office/drawing/2010/main" w="9525">
+                              <a:solidFill>
+                                <a:srgbClr val="000000"/>
+                              </a:solidFill>
+                              <a:miter lim="800000"/>
+                              <a:headEnd/>
+                              <a:tailEnd/>
+                            </a14:hiddenLine>
+                          </a:ext>
+                        </a:extLst>
+                      </wps:spPr>
+                      <wps:bodyPr rot="0" vert="horz" wrap="square" lIns="91440" tIns="45720" rIns="91440" bIns="45720" anchor="t" anchorCtr="0" upright="1">
+                        <a:noAutofit/>
+                      </wps:bodyPr>
+                    </wps:wsp>
+                  </a:graphicData>
+                </a:graphic>
+              </wp:inline>
+            </w:drawing>
+          </mc:Choice>
+          <mc:Fallback>
+            <w:pict>
+              <v:rect w14:anchorId="071FD5A2" id="Rectángulo 5" o:spid="_x0000_s1026" style="width:24pt;height:24pt;visibility:visible;mso-wrap-style:square;mso-left-percent:-10001;mso-top-percent:-10001;mso-position-horizontal:absolute;mso-position-horizontal-relative:char;mso-position-vertical:absolute;mso-position-vertical-relative:line;mso-left-percent:-10001;mso-top-percent:-10001;v-text-anchor:top" o:gfxdata="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" filled="f" stroked="f">
+                <o:lock v:ext="edit" aspectratio="t"/>
+                <w10:anchorlock/>
+              </v:rect>
+            </w:pict>
+          </mc:Fallback>
+        </mc:AlternateContent>
+      </w:r>
+      <w:r>
+        <w:rPr>
+          <w:rFonts w:ascii="Arial" w:hAnsi="Arial" w:cs="Arial"/>
+          <w:noProof/>
+          <w:sz w:val="24"/>
+          <w:szCs w:val="24"/>
+        </w:rPr>
+        <w:drawing>
+          <wp:inline distT="0" distB="0" distL="0" distR="0" wp14:anchorId="3AA9E333" wp14:editId="2B0E4CC0">
+            <wp:extent cx="6143625" cy="4400550"/>
+            <wp:effectExtent l="0" t="0" r="9525" b="0"/>
+            <wp:docPr id="12841280" name="Imagen 6"/>
+            <wp:cNvGraphicFramePr>
+              <a:graphicFrameLocks xmlns:a="http://schemas.openxmlformats.org/drawingml/2006/main" noChangeAspect="1"/>
+            </wp:cNvGraphicFramePr>
+            <a:graphic xmlns:a="http://schemas.openxmlformats.org/drawingml/2006/main">
+              <a:graphicData uri="http://schemas.openxmlformats.org/drawingml/2006/picture">
+                <pic:pic xmlns:pic="http://schemas.openxmlformats.org/drawingml/2006/picture">
+                  <pic:nvPicPr>
+                    <pic:cNvPr id="0" name="Picture 3"/>
+                    <pic:cNvPicPr>
+                      <a:picLocks noChangeAspect="1" noChangeArrowheads="1"/>
+                    </pic:cNvPicPr>
+                  </pic:nvPicPr>
+                  <pic:blipFill>
+                    <a:blip r:embed="rId8">
+                      <a:extLst>
+                        <a:ext uri="{28A0092B-C50C-407E-A947-70E740481C1C}">
+                          <a14:useLocalDpi xmlns:a14="http://schemas.microsoft.com/office/drawing/2010/main" val="0"/>
+                        </a:ext>
+                      </a:extLst>
+                    </a:blip>
+                    <a:srcRect/>
+                    <a:stretch>
+                      <a:fillRect/>
+                    </a:stretch>
+                  </pic:blipFill>
+                  <pic:spPr bwMode="auto">
+                    <a:xfrm>
+                      <a:off x="0" y="0"/>
+                      <a:ext cx="6148873" cy="4404309"/>
+                    </a:xfrm>
+                    <a:prstGeom prst="rect">
+                      <a:avLst/>
+                    </a:prstGeom>
+                    <a:noFill/>
+                  </pic:spPr>
+                </pic:pic>
+              </a:graphicData>
+            </a:graphic>
+          </wp:inline>
+        </w:drawing>
+      </w:r>
     </w:p>
     <w:sectPr>
       <w:pgSz w:w="12240" w:h="15840"/>
@@ -4711,6 +8043,7 @@
   <w:style w:type="character" w:default="1" w:styleId="Fuentedeprrafopredeter">
     <w:name w:val="Default Paragraph Font"/>
     <w:uiPriority w:val="1"/>
+    <w:semiHidden/>
     <w:unhideWhenUsed/>
   </w:style>
   <w:style w:type="table" w:default="1" w:styleId="Tablanormal">
@@ -5024,6 +8357,29 @@
       <w:spacing w:val="5"/>
     </w:rPr>
   </w:style>
+  <w:style w:type="character" w:styleId="Hipervnculo">
+    <w:name w:val="Hyperlink"/>
+    <w:basedOn w:val="Fuentedeprrafopredeter"/>
+    <w:uiPriority w:val="99"/>
+    <w:unhideWhenUsed/>
+    <w:rsid w:val="00871437"/>
+    <w:rPr>
+      <w:color w:val="467886" w:themeColor="hyperlink"/>
+      <w:u w:val="single"/>
+    </w:rPr>
+  </w:style>
+  <w:style w:type="character" w:styleId="Mencinsinresolver">
+    <w:name w:val="Unresolved Mention"/>
+    <w:basedOn w:val="Fuentedeprrafopredeter"/>
+    <w:uiPriority w:val="99"/>
+    <w:semiHidden/>
+    <w:unhideWhenUsed/>
+    <w:rsid w:val="00871437"/>
+    <w:rPr>
+      <w:color w:val="605E5C"/>
+      <w:shd w:val="clear" w:color="auto" w:fill="E1DFDD"/>
+    </w:rPr>
+  </w:style>
 </w:styles>
 </file>
 
